--- a/plantilla2.docx
+++ b/plantilla2.docx
@@ -1,6 +1,6 @@
 
 <file path=word/document.xml><?xml version="1.0" encoding="utf-8"?>
-<w:document xmlns:wpc="http://schemas.microsoft.com/office/word/2010/wordprocessingCanvas" xmlns:cx="http://schemas.microsoft.com/office/drawing/2014/chartex" xmlns:cx1="http://schemas.microsoft.com/office/drawing/2015/9/8/chartex" xmlns:cx2="http://schemas.microsoft.com/office/drawing/2015/10/21/chartex" xmlns:cx3="http://schemas.microsoft.com/office/drawing/2016/5/9/chartex" xmlns:cx4="http://schemas.microsoft.com/office/drawing/2016/5/10/chartex" xmlns:cx5="http://schemas.microsoft.com/office/drawing/2016/5/11/chartex" xmlns:cx6="http://schemas.microsoft.com/office/drawing/2016/5/12/chartex" xmlns:cx7="http://schemas.microsoft.com/office/drawing/2016/5/13/chartex" xmlns:cx8="http://schemas.microsoft.com/office/drawing/2016/5/14/chartex" xmlns:mc="http://schemas.openxmlformats.org/markup-compatibility/2006" xmlns:aink="http://schemas.microsoft.com/office/drawing/2016/ink" xmlns:am3d="http://schemas.microsoft.com/office/drawing/2017/model3d" xmlns:o="urn:schemas-microsoft-com:office:office" xmlns:r="http://schemas.openxmlformats.org/officeDocument/2006/relationships" xmlns:m="http://schemas.openxmlformats.org/officeDocument/2006/math" xmlns:v="urn:schemas-microsoft-com:vml" xmlns:wp14="http://schemas.microsoft.com/office/word/2010/wordprocessingDrawing" xmlns:wp="http://schemas.openxmlformats.org/drawingml/2006/wordprocessingDrawing" xmlns:w10="urn:schemas-microsoft-com:office:word" xmlns:w="http://schemas.openxmlformats.org/wordprocessingml/2006/main" xmlns:w14="http://schemas.microsoft.com/office/word/2010/wordml" xmlns:w15="http://schemas.microsoft.com/office/word/2012/wordml" xmlns:w16cex="http://schemas.microsoft.com/office/word/2018/wordml/cex" xmlns:w16cid="http://schemas.microsoft.com/office/word/2016/wordml/cid" xmlns:w16="http://schemas.microsoft.com/office/word/2018/wordml" xmlns:w16sdtdh="http://schemas.microsoft.com/office/word/2020/wordml/sdtdatahash" xmlns:w16se="http://schemas.microsoft.com/office/word/2015/wordml/symex" xmlns:wpg="http://schemas.microsoft.com/office/word/2010/wordprocessingGroup" xmlns:wpi="http://schemas.microsoft.com/office/word/2010/wordprocessingInk" xmlns:wne="http://schemas.microsoft.com/office/word/2006/wordml" xmlns:wps="http://schemas.microsoft.com/office/word/2010/wordprocessingShape" xmlns:a="http://schemas.openxmlformats.org/drawingml/2006/main" xmlns:pic="http://schemas.openxmlformats.org/drawingml/2006/picture" xmlns:a14="http://schemas.microsoft.com/office/drawing/2010/main" mc:Ignorable="w14 w15 w16se w16cid w16 w16cex w16sdtdh wp14">
+<w:document xmlns:wpc="http://schemas.microsoft.com/office/word/2010/wordprocessingCanvas" xmlns:cx="http://schemas.microsoft.com/office/drawing/2014/chartex" xmlns:cx1="http://schemas.microsoft.com/office/drawing/2015/9/8/chartex" xmlns:cx2="http://schemas.microsoft.com/office/drawing/2015/10/21/chartex" xmlns:cx3="http://schemas.microsoft.com/office/drawing/2016/5/9/chartex" xmlns:cx4="http://schemas.microsoft.com/office/drawing/2016/5/10/chartex" xmlns:cx5="http://schemas.microsoft.com/office/drawing/2016/5/11/chartex" xmlns:cx6="http://schemas.microsoft.com/office/drawing/2016/5/12/chartex" xmlns:cx7="http://schemas.microsoft.com/office/drawing/2016/5/13/chartex" xmlns:cx8="http://schemas.microsoft.com/office/drawing/2016/5/14/chartex" xmlns:mc="http://schemas.openxmlformats.org/markup-compatibility/2006" xmlns:aink="http://schemas.microsoft.com/office/drawing/2016/ink" xmlns:am3d="http://schemas.microsoft.com/office/drawing/2017/model3d" xmlns:o="urn:schemas-microsoft-com:office:office" xmlns:oel="http://schemas.microsoft.com/office/2019/extlst" xmlns:r="http://schemas.openxmlformats.org/officeDocument/2006/relationships" xmlns:m="http://schemas.openxmlformats.org/officeDocument/2006/math" xmlns:v="urn:schemas-microsoft-com:vml" xmlns:wp14="http://schemas.microsoft.com/office/word/2010/wordprocessingDrawing" xmlns:wp="http://schemas.openxmlformats.org/drawingml/2006/wordprocessingDrawing" xmlns:w10="urn:schemas-microsoft-com:office:word" xmlns:w="http://schemas.openxmlformats.org/wordprocessingml/2006/main" xmlns:w14="http://schemas.microsoft.com/office/word/2010/wordml" xmlns:w15="http://schemas.microsoft.com/office/word/2012/wordml" xmlns:w16cex="http://schemas.microsoft.com/office/word/2018/wordml/cex" xmlns:w16cid="http://schemas.microsoft.com/office/word/2016/wordml/cid" xmlns:w16="http://schemas.microsoft.com/office/word/2018/wordml" xmlns:w16du="http://schemas.microsoft.com/office/word/2023/wordml/word16du" xmlns:w16sdtdh="http://schemas.microsoft.com/office/word/2020/wordml/sdtdatahash" xmlns:w16sdtfl="http://schemas.microsoft.com/office/word/2024/wordml/sdtformatlock" xmlns:w16se="http://schemas.microsoft.com/office/word/2015/wordml/symex" xmlns:wpg="http://schemas.microsoft.com/office/word/2010/wordprocessingGroup" xmlns:wpi="http://schemas.microsoft.com/office/word/2010/wordprocessingInk" xmlns:wne="http://schemas.microsoft.com/office/word/2006/wordml" xmlns:wps="http://schemas.microsoft.com/office/word/2010/wordprocessingShape" xmlns:a="http://schemas.openxmlformats.org/drawingml/2006/main" xmlns:pic="http://schemas.openxmlformats.org/drawingml/2006/picture" xmlns:a14="http://schemas.microsoft.com/office/drawing/2010/main" mc:Ignorable="w14 w15 w16se w16cid w16 w16cex w16sdtdh w16sdtfl w16du wp14">
   <w:body>
     <w:tbl>
       <w:tblPr>
@@ -14,7 +14,7 @@
       </w:tblGrid>
       <w:tr>
         <w:trPr>
-          <w:trHeight w:val="3555"/>
+          <w:trHeight w:val="3400"/>
         </w:trPr>
         <w:tc>
           <w:tcPr>
@@ -42,7 +42,40 @@
                 <w:szCs w:val="28"/>
                 <w:u w:val="single"/>
               </w:rPr>
-              <w:t xml:space="preserve">¡¡Gran rifa de </w:t>
+              <w:t xml:space="preserve">¡¡Gran </w:t>
+            </w:r>
+            <w:r>
+              <w:rPr>
+                <w:rFonts w:ascii="Bodoni MT" w:hAnsi="Bodoni MT"/>
+                <w:b w:val="1"/>
+                <w:bCs w:val="1"/>
+                <w:sz w:val="28"/>
+                <w:szCs w:val="28"/>
+                <w:u w:val="single"/>
+              </w:rPr>
+              <w:t>r</w:t>
+            </w:r>
+            <w:r>
+              <w:rPr>
+                <w:rFonts w:ascii="Bodoni MT" w:hAnsi="Bodoni MT"/>
+                <w:b w:val="1"/>
+                <w:bCs w:val="1"/>
+                <w:sz w:val="28"/>
+                <w:szCs w:val="28"/>
+                <w:u w:val="single"/>
+              </w:rPr>
+              <w:t xml:space="preserve">ifa </w:t>
+            </w:r>
+            <w:r>
+              <w:rPr>
+                <w:rFonts w:ascii="Bodoni MT" w:hAnsi="Bodoni MT"/>
+                <w:b w:val="1"/>
+                <w:bCs w:val="1"/>
+                <w:sz w:val="28"/>
+                <w:szCs w:val="28"/>
+                <w:u w:val="single"/>
+              </w:rPr>
+              <w:t xml:space="preserve">de </w:t>
             </w:r>
             <w:r>
               <w:rPr>
@@ -72,19 +105,11 @@
               <w:tblStyle w:val="Tablaconcuadrcula"/>
               <w:tblW w:w="0" w:type="auto"/>
               <w:tblInd w:w="7" w:type="dxa"/>
-              <w:tblBorders>
-                <w:top w:val="none" w:color="000000" w:themeColor="text1" w:sz="12"/>
-                <w:left w:val="none" w:color="000000" w:themeColor="text1" w:sz="12"/>
-                <w:bottom w:val="none" w:color="000000" w:themeColor="text1" w:sz="12"/>
-                <w:right w:val="none" w:color="000000" w:themeColor="text1" w:sz="12"/>
-                <w:insideH w:val="none" w:color="000000" w:themeColor="text1" w:sz="12"/>
-                <w:insideV w:val="none" w:color="000000" w:themeColor="text1" w:sz="12"/>
-              </w:tblBorders>
               <w:tblLook w:val="04A0" w:firstRow="1" w:lastRow="0" w:firstColumn="1" w:lastColumn="0" w:noHBand="0" w:noVBand="1"/>
             </w:tblPr>
             <w:tblGrid>
-              <w:gridCol w:w="3760"/>
-              <w:gridCol w:w="1507"/>
+              <w:gridCol w:w="3701"/>
+              <w:gridCol w:w="1484"/>
             </w:tblGrid>
             <w:tr>
               <w:trPr>
@@ -92,8 +117,13 @@
               </w:trPr>
               <w:tc>
                 <w:tcPr>
-                  <w:tcW w:w="3760" w:type="dxa"/>
-                  <w:tcBorders/>
+                  <w:tcW w:w="3701" w:type="dxa"/>
+                  <w:tcBorders>
+                    <w:top w:val="nil"/>
+                    <w:left w:val="nil"/>
+                    <w:bottom w:val="nil"/>
+                    <w:right w:val="nil"/>
+                  </w:tcBorders>
                   <w:tcMar/>
                 </w:tcPr>
                 <w:p>
@@ -143,23 +173,7 @@
                       <w:sz w:val="26"/>
                       <w:szCs w:val="26"/>
                     </w:rPr>
-                    <w:t>{</w:t>
-                  </w:r>
-                  <w:r>
-                    <w:rPr>
-                      <w:rFonts w:ascii="Bodoni MT" w:hAnsi="Bodoni MT"/>
-                      <w:sz w:val="26"/>
-                      <w:szCs w:val="26"/>
-                    </w:rPr>
-                    <w:t>promotor</w:t>
-                  </w:r>
-                  <w:r>
-                    <w:rPr>
-                      <w:rFonts w:ascii="Bodoni MT" w:hAnsi="Bodoni MT"/>
-                      <w:sz w:val="26"/>
-                      <w:szCs w:val="26"/>
-                    </w:rPr>
-                    <w:t>}</w:t>
+                    <w:t>{promotor}</w:t>
                   </w:r>
                   <w:r>
                     <w:rPr>
@@ -221,8 +235,13 @@
               </w:tc>
               <w:tc>
                 <w:tcPr>
-                  <w:tcW w:w="1507" w:type="dxa"/>
-                  <w:tcBorders/>
+                  <w:tcW w:w="1484" w:type="dxa"/>
+                  <w:tcBorders>
+                    <w:top w:val="nil"/>
+                    <w:left w:val="nil"/>
+                    <w:bottom w:val="nil"/>
+                    <w:right w:val="nil"/>
+                  </w:tcBorders>
                   <w:tcMar/>
                 </w:tcPr>
                 <w:p>
@@ -232,19 +251,7 @@
                   </w:pPr>
                   <w:r>
                     <w:rPr/>
-                    <w:t>{%</w:t>
-                  </w:r>
-                  <w:r>
-                    <w:rPr/>
-                    <w:t>image</w:t>
-                  </w:r>
-                  <w:r>
-                    <w:rPr/>
-                    <w:t>n</w:t>
-                  </w:r>
-                  <w:r>
-                    <w:rPr/>
-                    <w:t>}</w:t>
+                    <w:t>{%imagen}</w:t>
                   </w:r>
                 </w:p>
               </w:tc>
@@ -255,20 +262,18 @@
               </w:trPr>
               <w:tc>
                 <w:tcPr>
-                  <w:tcW w:w="5267" w:type="dxa"/>
+                  <w:tcW w:w="5185" w:type="dxa"/>
                   <w:gridSpan w:val="2"/>
                   <w:tcBorders>
                     <w:top w:val="nil"/>
+                    <w:left w:val="nil"/>
+                    <w:bottom w:val="nil"/>
+                    <w:right w:val="nil"/>
                   </w:tcBorders>
                   <w:tcMar/>
                 </w:tcPr>
                 <w:p>
                   <w:pPr>
-                    <w:pStyle w:val="Normal"/>
-                    <w:suppressLineNumbers w:val="0"/>
-                    <w:spacing w:before="0" w:beforeAutospacing="off" w:after="0" w:afterAutospacing="off" w:line="240" w:lineRule="auto"/>
-                    <w:ind w:left="0" w:right="0"/>
-                    <w:jc w:val="left"/>
                     <w:rPr>
                       <w:rFonts w:ascii="Bodoni MT" w:hAnsi="Bodoni MT"/>
                       <w:sz w:val="26"/>
@@ -341,6 +346,23 @@
                       <w:szCs w:val="26"/>
                     </w:rPr>
                   </w:pPr>
+                </w:p>
+                <w:p>
+                  <w:pPr>
+                    <w:rPr>
+                      <w:rFonts w:ascii="Bodoni MT" w:hAnsi="Bodoni MT"/>
+                      <w:sz w:val="26"/>
+                      <w:szCs w:val="26"/>
+                    </w:rPr>
+                  </w:pPr>
+                  <w:r>
+                    <w:rPr>
+                      <w:rFonts w:ascii="Bodoni MT" w:hAnsi="Bodoni MT"/>
+                      <w:sz w:val="26"/>
+                      <w:szCs w:val="26"/>
+                    </w:rPr>
+                    <w:t>Nombre: _____________________________</w:t>
+                  </w:r>
                 </w:p>
               </w:tc>
             </w:tr>
@@ -348,11 +370,11 @@
           <w:p>
             <w:pPr>
               <w:pStyle w:val="Normal"/>
-              <w:rPr>
-                <w:rFonts w:ascii="Bodoni MT" w:hAnsi="Bodoni MT"/>
-                <w:sz w:val="26"/>
-                <w:szCs w:val="26"/>
-              </w:rPr>
+              <w:suppressLineNumbers w:val="0"/>
+              <w:bidi w:val="0"/>
+              <w:spacing w:before="0" w:beforeAutospacing="off" w:after="0" w:afterAutospacing="off" w:line="240" w:lineRule="auto"/>
+              <w:ind w:left="0" w:right="0"/>
+              <w:jc w:val="left"/>
             </w:pPr>
             <w:r>
               <w:rPr>
@@ -360,26 +382,47 @@
                 <w:sz w:val="26"/>
                 <w:szCs w:val="26"/>
               </w:rPr>
-              <w:t>Nombre: ____________________________</w:t>
+              <w:t xml:space="preserve"> Teléfono</w:t>
+            </w:r>
+            <w:r>
+              <w:rPr>
+                <w:rFonts w:ascii="Bodoni MT" w:hAnsi="Bodoni MT"/>
+                <w:sz w:val="26"/>
+                <w:szCs w:val="26"/>
+              </w:rPr>
+              <w:t>: _________________________</w:t>
+            </w:r>
+            <w:r>
+              <w:rPr>
+                <w:rFonts w:ascii="Bodoni MT" w:hAnsi="Bodoni MT"/>
+                <w:sz w:val="26"/>
+                <w:szCs w:val="26"/>
+              </w:rPr>
+              <w:t>___</w:t>
+            </w:r>
+            <w:r>
+              <w:rPr>
+                <w:rFonts w:ascii="Bodoni MT" w:hAnsi="Bodoni MT"/>
+                <w:sz w:val="26"/>
+                <w:szCs w:val="26"/>
+              </w:rPr>
+              <w:t>_</w:t>
             </w:r>
           </w:p>
           <w:p>
             <w:pPr>
               <w:pStyle w:val="Normal"/>
+              <w:suppressLineNumbers w:val="0"/>
+              <w:bidi w:val="0"/>
+              <w:spacing w:before="0" w:beforeAutospacing="off" w:after="0" w:afterAutospacing="off" w:line="240" w:lineRule="auto"/>
+              <w:ind w:left="0" w:right="0"/>
+              <w:jc w:val="left"/>
               <w:rPr>
                 <w:rFonts w:ascii="Bodoni MT" w:hAnsi="Bodoni MT"/>
                 <w:sz w:val="26"/>
                 <w:szCs w:val="26"/>
               </w:rPr>
             </w:pPr>
-            <w:r>
-              <w:rPr>
-                <w:rFonts w:ascii="Bodoni MT" w:hAnsi="Bodoni MT"/>
-                <w:sz w:val="26"/>
-                <w:szCs w:val="26"/>
-              </w:rPr>
-              <w:t>Teléfono: ____________________________</w:t>
-            </w:r>
           </w:p>
         </w:tc>
         <w:tc>
@@ -389,6 +432,7 @@
           </w:tcPr>
           <w:p>
             <w:pPr>
+              <w:pStyle w:val="Normal"/>
               <w:jc w:val="center"/>
               <w:rPr>
                 <w:rFonts w:ascii="Bodoni MT" w:hAnsi="Bodoni MT"/>
@@ -474,71 +518,31 @@
                       <w:sz w:val="26"/>
                       <w:szCs w:val="26"/>
                     </w:rPr>
-                    <w:t xml:space="preserve">Dicha rifa </w:t>
-                  </w:r>
-                  <w:r>
-                    <w:rPr>
-                      <w:rFonts w:ascii="Bodoni MT" w:hAnsi="Bodoni MT"/>
-                      <w:sz w:val="26"/>
-                      <w:szCs w:val="26"/>
-                    </w:rPr>
-                    <w:t>es promovida por</w:t>
-                  </w:r>
-                  <w:r>
-                    <w:rPr>
-                      <w:rFonts w:ascii="Bodoni MT" w:hAnsi="Bodoni MT"/>
-                      <w:sz w:val="26"/>
-                      <w:szCs w:val="26"/>
-                    </w:rPr>
-                    <w:t xml:space="preserve"> </w:t>
-                  </w:r>
-                  <w:r>
-                    <w:rPr>
-                      <w:rFonts w:ascii="Bodoni MT" w:hAnsi="Bodoni MT"/>
-                      <w:sz w:val="26"/>
-                      <w:szCs w:val="26"/>
-                    </w:rPr>
-                    <w:t xml:space="preserve">la </w:t>
-                  </w:r>
-                  <w:r>
-                    <w:rPr>
-                      <w:rFonts w:ascii="Bodoni MT" w:hAnsi="Bodoni MT"/>
-                      <w:sz w:val="26"/>
-                      <w:szCs w:val="26"/>
-                    </w:rPr>
-                    <w:t>{promotor}</w:t>
-                  </w:r>
-                  <w:r>
-                    <w:rPr>
-                      <w:rFonts w:ascii="Bodoni MT" w:hAnsi="Bodoni MT"/>
-                      <w:sz w:val="26"/>
-                      <w:szCs w:val="26"/>
-                    </w:rPr>
-                    <w:t xml:space="preserve"> de la </w:t>
-                  </w:r>
-                  <w:r>
-                    <w:rPr>
-                      <w:rFonts w:ascii="Bodoni MT" w:hAnsi="Bodoni MT"/>
-                      <w:sz w:val="26"/>
-                      <w:szCs w:val="26"/>
-                    </w:rPr>
-                    <w:t>Iglesia</w:t>
-                  </w:r>
-                  <w:r>
-                    <w:rPr>
-                      <w:rFonts w:ascii="Bodoni MT" w:hAnsi="Bodoni MT"/>
-                      <w:sz w:val="26"/>
-                      <w:szCs w:val="26"/>
-                    </w:rPr>
-                    <w:t xml:space="preserve"> </w:t>
-                  </w:r>
-                  <w:r>
-                    <w:rPr>
-                      <w:rFonts w:ascii="Bodoni MT" w:hAnsi="Bodoni MT"/>
-                      <w:sz w:val="26"/>
-                      <w:szCs w:val="26"/>
-                    </w:rPr>
-                    <w:t>Profética la Ciudad de Sion</w:t>
+                    <w:t xml:space="preserve">Dicha rifa es promovida por la </w:t>
+                  </w:r>
+                  <w:r>
+                    <w:rPr>
+                      <w:rFonts w:ascii="Bodoni MT" w:hAnsi="Bodoni MT"/>
+                      <w:sz w:val="26"/>
+                      <w:szCs w:val="26"/>
+                    </w:rPr>
+                    <w:t>{promotor</w:t>
+                  </w:r>
+                  <w:r>
+                    <w:rPr>
+                      <w:rFonts w:ascii="Bodoni MT" w:hAnsi="Bodoni MT"/>
+                      <w:sz w:val="26"/>
+                      <w:szCs w:val="26"/>
+                    </w:rPr>
+                    <w:t>}</w:t>
+                  </w:r>
+                  <w:r>
+                    <w:rPr>
+                      <w:rFonts w:ascii="Bodoni MT" w:hAnsi="Bodoni MT"/>
+                      <w:sz w:val="26"/>
+                      <w:szCs w:val="26"/>
+                    </w:rPr>
+                    <w:t xml:space="preserve"> de la Iglesia Profética la Ciudad de Sion</w:t>
                   </w:r>
                   <w:r>
                     <w:rPr>
@@ -584,15 +588,7 @@
                   </w:pPr>
                   <w:r>
                     <w:rPr/>
-                    <w:t>{%image</w:t>
-                  </w:r>
-                  <w:r>
-                    <w:rPr/>
-                    <w:t>n</w:t>
-                  </w:r>
-                  <w:r>
-                    <w:rPr/>
-                    <w:t>}</w:t>
+                    <w:t>{%imagen}</w:t>
                   </w:r>
                 </w:p>
               </w:tc>
@@ -617,6 +613,7 @@
                   <w:pPr>
                     <w:pStyle w:val="Normal"/>
                     <w:suppressLineNumbers w:val="0"/>
+                    <w:bidi w:val="0"/>
                     <w:spacing w:before="0" w:beforeAutospacing="off" w:after="0" w:afterAutospacing="off" w:line="240" w:lineRule="auto"/>
                     <w:ind w:left="0" w:right="0"/>
                     <w:jc w:val="left"/>
@@ -692,6 +689,23 @@
                       <w:szCs w:val="26"/>
                     </w:rPr>
                   </w:pPr>
+                </w:p>
+                <w:p>
+                  <w:pPr>
+                    <w:rPr>
+                      <w:rFonts w:ascii="Bodoni MT" w:hAnsi="Bodoni MT"/>
+                      <w:sz w:val="26"/>
+                      <w:szCs w:val="26"/>
+                    </w:rPr>
+                  </w:pPr>
+                  <w:r>
+                    <w:rPr>
+                      <w:rFonts w:ascii="Bodoni MT" w:hAnsi="Bodoni MT"/>
+                      <w:sz w:val="26"/>
+                      <w:szCs w:val="26"/>
+                    </w:rPr>
+                    <w:t>Nombre: _____________________________</w:t>
+                  </w:r>
                 </w:p>
               </w:tc>
             </w:tr>
@@ -699,6 +713,8 @@
           <w:p>
             <w:pPr>
               <w:pStyle w:val="Normal"/>
+              <w:suppressLineNumbers w:val="0"/>
+              <w:bidi w:val="0"/>
               <w:rPr>
                 <w:rFonts w:ascii="Bodoni MT" w:hAnsi="Bodoni MT"/>
                 <w:sz w:val="26"/>
@@ -711,12 +727,305 @@
                 <w:sz w:val="26"/>
                 <w:szCs w:val="26"/>
               </w:rPr>
-              <w:t>Nombre: ____________________________</w:t>
+              <w:t xml:space="preserve"> Teléfono</w:t>
+            </w:r>
+            <w:r>
+              <w:rPr>
+                <w:rFonts w:ascii="Bodoni MT" w:hAnsi="Bodoni MT"/>
+                <w:sz w:val="26"/>
+                <w:szCs w:val="26"/>
+              </w:rPr>
+              <w:t>: _____________________________</w:t>
             </w:r>
           </w:p>
+        </w:tc>
+      </w:tr>
+      <w:tr>
+        <w:trPr>
+          <w:trHeight w:val="2823"/>
+        </w:trPr>
+        <w:tc>
+          <w:tcPr>
+            <w:tcW w:w="5477" w:type="dxa"/>
+            <w:tcMar/>
+          </w:tcPr>
           <w:p>
             <w:pPr>
               <w:pStyle w:val="Normal"/>
+              <w:jc w:val="center"/>
+              <w:rPr>
+                <w:rFonts w:ascii="Bodoni MT" w:hAnsi="Bodoni MT"/>
+                <w:b w:val="1"/>
+                <w:bCs w:val="1"/>
+                <w:sz w:val="28"/>
+                <w:szCs w:val="28"/>
+                <w:u w:val="single"/>
+              </w:rPr>
+            </w:pPr>
+            <w:r>
+              <w:rPr>
+                <w:rFonts w:ascii="Bodoni MT" w:hAnsi="Bodoni MT"/>
+                <w:b w:val="1"/>
+                <w:bCs w:val="1"/>
+                <w:sz w:val="28"/>
+                <w:szCs w:val="28"/>
+                <w:u w:val="single"/>
+              </w:rPr>
+              <w:t xml:space="preserve">¡¡Gran rifa de </w:t>
+            </w:r>
+            <w:r>
+              <w:rPr>
+                <w:rFonts w:ascii="Bodoni MT" w:hAnsi="Bodoni MT"/>
+                <w:b w:val="1"/>
+                <w:bCs w:val="1"/>
+                <w:sz w:val="28"/>
+                <w:szCs w:val="28"/>
+                <w:u w:val="single"/>
+              </w:rPr>
+              <w:t>{articulo}</w:t>
+            </w:r>
+            <w:r>
+              <w:rPr>
+                <w:rFonts w:ascii="Bodoni MT" w:hAnsi="Bodoni MT"/>
+                <w:b w:val="1"/>
+                <w:bCs w:val="1"/>
+                <w:sz w:val="28"/>
+                <w:szCs w:val="28"/>
+                <w:u w:val="single"/>
+              </w:rPr>
+              <w:t>!!</w:t>
+            </w:r>
+          </w:p>
+          <w:tbl>
+            <w:tblPr>
+              <w:tblStyle w:val="Tablaconcuadrcula"/>
+              <w:tblW w:w="0" w:type="auto"/>
+              <w:tblInd w:w="7" w:type="dxa"/>
+              <w:tblLook w:val="04A0" w:firstRow="1" w:lastRow="0" w:firstColumn="1" w:lastColumn="0" w:noHBand="0" w:noVBand="1"/>
+            </w:tblPr>
+            <w:tblGrid>
+              <w:gridCol w:w="3760"/>
+              <w:gridCol w:w="1507"/>
+            </w:tblGrid>
+            <w:tr>
+              <w:trPr>
+                <w:trHeight w:val="934"/>
+              </w:trPr>
+              <w:tc>
+                <w:tcPr>
+                  <w:tcW w:w="3760" w:type="dxa"/>
+                  <w:tcBorders>
+                    <w:top w:val="nil"/>
+                    <w:left w:val="nil"/>
+                    <w:bottom w:val="nil"/>
+                    <w:right w:val="nil"/>
+                  </w:tcBorders>
+                  <w:tcMar/>
+                </w:tcPr>
+                <w:p>
+                  <w:pPr>
+                    <w:jc w:val="both"/>
+                    <w:rPr>
+                      <w:rFonts w:ascii="Bodoni MT" w:hAnsi="Bodoni MT"/>
+                      <w:sz w:val="26"/>
+                      <w:szCs w:val="26"/>
+                    </w:rPr>
+                  </w:pPr>
+                  <w:r>
+                    <w:rPr>
+                      <w:rFonts w:ascii="Bodoni MT" w:hAnsi="Bodoni MT"/>
+                      <w:sz w:val="26"/>
+                      <w:szCs w:val="26"/>
+                    </w:rPr>
+                    <w:t xml:space="preserve">Dicha rifa es promovida por la </w:t>
+                  </w:r>
+                  <w:r>
+                    <w:rPr>
+                      <w:rFonts w:ascii="Bodoni MT" w:hAnsi="Bodoni MT"/>
+                      <w:sz w:val="26"/>
+                      <w:szCs w:val="26"/>
+                    </w:rPr>
+                    <w:t>{promotor}</w:t>
+                  </w:r>
+                  <w:r>
+                    <w:rPr>
+                      <w:rFonts w:ascii="Bodoni MT" w:hAnsi="Bodoni MT"/>
+                      <w:sz w:val="26"/>
+                      <w:szCs w:val="26"/>
+                    </w:rPr>
+                    <w:t xml:space="preserve"> de la Iglesia Profética la Ciudad de Sion</w:t>
+                  </w:r>
+                  <w:r>
+                    <w:rPr>
+                      <w:rFonts w:ascii="Bodoni MT" w:hAnsi="Bodoni MT"/>
+                      <w:sz w:val="26"/>
+                      <w:szCs w:val="26"/>
+                    </w:rPr>
+                    <w:t xml:space="preserve"> para </w:t>
+                  </w:r>
+                  <w:r>
+                    <w:rPr>
+                      <w:rFonts w:ascii="Bodoni MT" w:hAnsi="Bodoni MT"/>
+                      <w:sz w:val="26"/>
+                      <w:szCs w:val="26"/>
+                    </w:rPr>
+                    <w:t>pro-aniversario</w:t>
+                  </w:r>
+                  <w:r>
+                    <w:rPr>
+                      <w:rFonts w:ascii="Bodoni MT" w:hAnsi="Bodoni MT"/>
+                      <w:sz w:val="26"/>
+                      <w:szCs w:val="26"/>
+                    </w:rPr>
+                    <w:t>.</w:t>
+                  </w:r>
+                </w:p>
+              </w:tc>
+              <w:tc>
+                <w:tcPr>
+                  <w:tcW w:w="1507" w:type="dxa"/>
+                  <w:tcBorders>
+                    <w:top w:val="nil"/>
+                    <w:left w:val="nil"/>
+                    <w:bottom w:val="nil"/>
+                    <w:right w:val="nil"/>
+                  </w:tcBorders>
+                  <w:tcMar/>
+                </w:tcPr>
+                <w:p>
+                  <w:pPr>
+                    <w:pStyle w:val="Normal"/>
+                    <w:jc w:val="center"/>
+                  </w:pPr>
+                  <w:r>
+                    <w:rPr/>
+                    <w:t>{%imagen}</w:t>
+                  </w:r>
+                </w:p>
+              </w:tc>
+            </w:tr>
+            <w:tr>
+              <w:trPr>
+                <w:trHeight w:val="605"/>
+              </w:trPr>
+              <w:tc>
+                <w:tcPr>
+                  <w:tcW w:w="5267" w:type="dxa"/>
+                  <w:gridSpan w:val="2"/>
+                  <w:tcBorders>
+                    <w:top w:val="nil"/>
+                    <w:left w:val="nil"/>
+                    <w:bottom w:val="nil"/>
+                    <w:right w:val="nil"/>
+                  </w:tcBorders>
+                  <w:tcMar/>
+                </w:tcPr>
+                <w:p>
+                  <w:pPr>
+                    <w:pStyle w:val="Normal"/>
+                    <w:suppressLineNumbers w:val="0"/>
+                    <w:bidi w:val="0"/>
+                    <w:spacing w:before="0" w:beforeAutospacing="off" w:after="0" w:afterAutospacing="off" w:line="240" w:lineRule="auto"/>
+                    <w:ind w:left="0" w:right="0"/>
+                    <w:jc w:val="left"/>
+                    <w:rPr>
+                      <w:rFonts w:ascii="Bodoni MT" w:hAnsi="Bodoni MT"/>
+                      <w:sz w:val="26"/>
+                      <w:szCs w:val="26"/>
+                    </w:rPr>
+                  </w:pPr>
+                  <w:r>
+                    <w:rPr>
+                      <w:rFonts w:ascii="Bodoni MT" w:hAnsi="Bodoni MT"/>
+                      <w:sz w:val="26"/>
+                      <w:szCs w:val="26"/>
+                    </w:rPr>
+                    <w:t>Fecha a realizar</w:t>
+                  </w:r>
+                  <w:r>
+                    <w:rPr>
+                      <w:rFonts w:ascii="Bodoni MT" w:hAnsi="Bodoni MT"/>
+                      <w:sz w:val="26"/>
+                      <w:szCs w:val="26"/>
+                    </w:rPr>
+                    <w:t xml:space="preserve">: </w:t>
+                  </w:r>
+                  <w:r>
+                    <w:rPr>
+                      <w:rFonts w:ascii="Bodoni MT" w:hAnsi="Bodoni MT"/>
+                      <w:sz w:val="26"/>
+                      <w:szCs w:val="26"/>
+                    </w:rPr>
+                    <w:t>{fecha}</w:t>
+                  </w:r>
+                  <w:r>
+                    <w:rPr>
+                      <w:rFonts w:ascii="Bodoni MT" w:hAnsi="Bodoni MT"/>
+                      <w:sz w:val="26"/>
+                      <w:szCs w:val="26"/>
+                    </w:rPr>
+                    <w:t>.</w:t>
+                  </w:r>
+                </w:p>
+                <w:p>
+                  <w:pPr>
+                    <w:rPr>
+                      <w:rFonts w:ascii="Bodoni MT" w:hAnsi="Bodoni MT"/>
+                      <w:sz w:val="26"/>
+                      <w:szCs w:val="26"/>
+                    </w:rPr>
+                  </w:pPr>
+                  <w:r>
+                    <w:rPr>
+                      <w:rFonts w:ascii="Bodoni MT" w:hAnsi="Bodoni MT"/>
+                      <w:sz w:val="26"/>
+                      <w:szCs w:val="26"/>
+                    </w:rPr>
+                    <w:t>Valor de la lista: $</w:t>
+                  </w:r>
+                  <w:r>
+                    <w:rPr>
+                      <w:rFonts w:ascii="Bodoni MT" w:hAnsi="Bodoni MT"/>
+                      <w:sz w:val="26"/>
+                      <w:szCs w:val="26"/>
+                    </w:rPr>
+                    <w:t>{valor}</w:t>
+                  </w:r>
+                </w:p>
+                <w:p>
+                  <w:pPr>
+                    <w:rPr>
+                      <w:rFonts w:ascii="Bodoni MT" w:hAnsi="Bodoni MT"/>
+                      <w:sz w:val="26"/>
+                      <w:szCs w:val="26"/>
+                    </w:rPr>
+                  </w:pPr>
+                </w:p>
+                <w:p>
+                  <w:pPr>
+                    <w:rPr>
+                      <w:rFonts w:ascii="Bodoni MT" w:hAnsi="Bodoni MT"/>
+                      <w:sz w:val="26"/>
+                      <w:szCs w:val="26"/>
+                    </w:rPr>
+                  </w:pPr>
+                  <w:r>
+                    <w:rPr>
+                      <w:rFonts w:ascii="Bodoni MT" w:hAnsi="Bodoni MT"/>
+                      <w:sz w:val="26"/>
+                      <w:szCs w:val="26"/>
+                    </w:rPr>
+                    <w:t>Nombre: _____________________________</w:t>
+                  </w:r>
+                </w:p>
+              </w:tc>
+            </w:tr>
+          </w:tbl>
+          <w:p>
+            <w:pPr>
+              <w:pStyle w:val="Normal"/>
+              <w:suppressLineNumbers w:val="0"/>
+              <w:bidi w:val="0"/>
               <w:rPr>
                 <w:rFonts w:ascii="Bodoni MT" w:hAnsi="Bodoni MT"/>
                 <w:sz w:val="26"/>
@@ -729,14 +1038,330 @@
                 <w:sz w:val="26"/>
                 <w:szCs w:val="26"/>
               </w:rPr>
-              <w:t>Teléfono: ____________________________</w:t>
+              <w:t xml:space="preserve"> Teléfono: _____________________________</w:t>
             </w:r>
+          </w:p>
+        </w:tc>
+        <w:tc>
+          <w:tcPr>
+            <w:tcW w:w="5477" w:type="dxa"/>
+            <w:tcMar/>
+          </w:tcPr>
+          <w:p>
+            <w:pPr>
+              <w:pStyle w:val="Normal"/>
+              <w:suppressLineNumbers w:val="0"/>
+              <w:bidi w:val="0"/>
+              <w:spacing w:before="0" w:beforeAutospacing="off" w:after="0" w:afterAutospacing="off" w:line="240" w:lineRule="auto"/>
+              <w:ind w:left="0" w:right="0"/>
+              <w:jc w:val="center"/>
+              <w:rPr>
+                <w:rFonts w:ascii="Bodoni MT" w:hAnsi="Bodoni MT"/>
+                <w:b w:val="1"/>
+                <w:bCs w:val="1"/>
+                <w:sz w:val="28"/>
+                <w:szCs w:val="28"/>
+                <w:u w:val="single"/>
+              </w:rPr>
+            </w:pPr>
+            <w:r>
+              <w:rPr>
+                <w:rFonts w:ascii="Bodoni MT" w:hAnsi="Bodoni MT"/>
+                <w:b w:val="1"/>
+                <w:bCs w:val="1"/>
+                <w:sz w:val="28"/>
+                <w:szCs w:val="28"/>
+                <w:u w:val="single"/>
+              </w:rPr>
+              <w:t xml:space="preserve">¡¡Gran rifa de </w:t>
+            </w:r>
+            <w:r>
+              <w:rPr>
+                <w:rFonts w:ascii="Bodoni MT" w:hAnsi="Bodoni MT"/>
+                <w:b w:val="1"/>
+                <w:bCs w:val="1"/>
+                <w:sz w:val="28"/>
+                <w:szCs w:val="28"/>
+                <w:u w:val="single"/>
+              </w:rPr>
+              <w:t>{articulo}</w:t>
+            </w:r>
+            <w:r>
+              <w:rPr>
+                <w:rFonts w:ascii="Bodoni MT" w:hAnsi="Bodoni MT"/>
+                <w:b w:val="1"/>
+                <w:bCs w:val="1"/>
+                <w:sz w:val="28"/>
+                <w:szCs w:val="28"/>
+                <w:u w:val="single"/>
+              </w:rPr>
+              <w:t>!!</w:t>
+            </w:r>
+          </w:p>
+          <w:tbl>
+            <w:tblPr>
+              <w:tblStyle w:val="Tablaconcuadrcula"/>
+              <w:tblW w:w="0" w:type="auto"/>
+              <w:tblInd w:w="7" w:type="dxa"/>
+              <w:tblLook w:val="04A0" w:firstRow="1" w:lastRow="0" w:firstColumn="1" w:lastColumn="0" w:noHBand="0" w:noVBand="1"/>
+            </w:tblPr>
+            <w:tblGrid>
+              <w:gridCol w:w="3760"/>
+              <w:gridCol w:w="1507"/>
+            </w:tblGrid>
+            <w:tr>
+              <w:trPr>
+                <w:trHeight w:val="934"/>
+              </w:trPr>
+              <w:tc>
+                <w:tcPr>
+                  <w:tcW w:w="3760" w:type="dxa"/>
+                  <w:tcBorders>
+                    <w:top w:val="nil"/>
+                    <w:left w:val="nil"/>
+                    <w:bottom w:val="nil"/>
+                    <w:right w:val="nil"/>
+                  </w:tcBorders>
+                  <w:tcMar/>
+                </w:tcPr>
+                <w:p>
+                  <w:pPr>
+                    <w:jc w:val="both"/>
+                    <w:rPr>
+                      <w:rFonts w:ascii="Bodoni MT" w:hAnsi="Bodoni MT"/>
+                      <w:sz w:val="26"/>
+                      <w:szCs w:val="26"/>
+                    </w:rPr>
+                  </w:pPr>
+                  <w:r>
+                    <w:rPr>
+                      <w:rFonts w:ascii="Bodoni MT" w:hAnsi="Bodoni MT"/>
+                      <w:sz w:val="26"/>
+                      <w:szCs w:val="26"/>
+                    </w:rPr>
+                    <w:t xml:space="preserve">Dicha rifa es promovida por la </w:t>
+                  </w:r>
+                  <w:r>
+                    <w:rPr>
+                      <w:rFonts w:ascii="Bodoni MT" w:hAnsi="Bodoni MT"/>
+                      <w:sz w:val="26"/>
+                      <w:szCs w:val="26"/>
+                    </w:rPr>
+                    <w:t>{promotor}</w:t>
+                  </w:r>
+                  <w:r>
+                    <w:rPr>
+                      <w:rFonts w:ascii="Bodoni MT" w:hAnsi="Bodoni MT"/>
+                      <w:sz w:val="26"/>
+                      <w:szCs w:val="26"/>
+                    </w:rPr>
+                    <w:t xml:space="preserve"> de la Iglesia Profética la Ciudad de Sion</w:t>
+                  </w:r>
+                  <w:r>
+                    <w:rPr>
+                      <w:rFonts w:ascii="Bodoni MT" w:hAnsi="Bodoni MT"/>
+                      <w:sz w:val="26"/>
+                      <w:szCs w:val="26"/>
+                    </w:rPr>
+                    <w:t xml:space="preserve"> para </w:t>
+                  </w:r>
+                  <w:r>
+                    <w:rPr>
+                      <w:rFonts w:ascii="Bodoni MT" w:hAnsi="Bodoni MT"/>
+                      <w:sz w:val="26"/>
+                      <w:szCs w:val="26"/>
+                    </w:rPr>
+                    <w:t>pro-aniversario</w:t>
+                  </w:r>
+                  <w:r>
+                    <w:rPr>
+                      <w:rFonts w:ascii="Bodoni MT" w:hAnsi="Bodoni MT"/>
+                      <w:sz w:val="26"/>
+                      <w:szCs w:val="26"/>
+                    </w:rPr>
+                    <w:t>.</w:t>
+                  </w:r>
+                </w:p>
+              </w:tc>
+              <w:tc>
+                <w:tcPr>
+                  <w:tcW w:w="1507" w:type="dxa"/>
+                  <w:tcBorders>
+                    <w:top w:val="nil"/>
+                    <w:left w:val="nil"/>
+                    <w:bottom w:val="nil"/>
+                    <w:right w:val="nil"/>
+                  </w:tcBorders>
+                  <w:tcMar/>
+                </w:tcPr>
+                <w:p>
+                  <w:pPr>
+                    <w:pStyle w:val="Normal"/>
+                    <w:jc w:val="center"/>
+                  </w:pPr>
+                  <w:r>
+                    <w:rPr/>
+                    <w:t>{%imagen}</w:t>
+                  </w:r>
+                </w:p>
+              </w:tc>
+            </w:tr>
+            <w:tr>
+              <w:trPr>
+                <w:trHeight w:val="605"/>
+              </w:trPr>
+              <w:tc>
+                <w:tcPr>
+                  <w:tcW w:w="5267" w:type="dxa"/>
+                  <w:gridSpan w:val="2"/>
+                  <w:tcBorders>
+                    <w:top w:val="nil"/>
+                    <w:left w:val="nil"/>
+                    <w:bottom w:val="nil"/>
+                    <w:right w:val="nil"/>
+                  </w:tcBorders>
+                  <w:tcMar/>
+                </w:tcPr>
+                <w:p>
+                  <w:pPr>
+                    <w:pStyle w:val="Normal"/>
+                    <w:suppressLineNumbers w:val="0"/>
+                    <w:bidi w:val="0"/>
+                    <w:spacing w:before="0" w:beforeAutospacing="off" w:after="0" w:afterAutospacing="off" w:line="240" w:lineRule="auto"/>
+                    <w:ind w:left="0" w:right="0"/>
+                    <w:jc w:val="left"/>
+                    <w:rPr>
+                      <w:rFonts w:ascii="Bodoni MT" w:hAnsi="Bodoni MT"/>
+                      <w:sz w:val="26"/>
+                      <w:szCs w:val="26"/>
+                    </w:rPr>
+                  </w:pPr>
+                  <w:r>
+                    <w:rPr>
+                      <w:rFonts w:ascii="Bodoni MT" w:hAnsi="Bodoni MT"/>
+                      <w:sz w:val="26"/>
+                      <w:szCs w:val="26"/>
+                    </w:rPr>
+                    <w:t>Fecha a realizar</w:t>
+                  </w:r>
+                  <w:r>
+                    <w:rPr>
+                      <w:rFonts w:ascii="Bodoni MT" w:hAnsi="Bodoni MT"/>
+                      <w:sz w:val="26"/>
+                      <w:szCs w:val="26"/>
+                    </w:rPr>
+                    <w:t xml:space="preserve">: </w:t>
+                  </w:r>
+                  <w:r>
+                    <w:rPr>
+                      <w:rFonts w:ascii="Bodoni MT" w:hAnsi="Bodoni MT"/>
+                      <w:sz w:val="26"/>
+                      <w:szCs w:val="26"/>
+                    </w:rPr>
+                    <w:t>{fecha}</w:t>
+                  </w:r>
+                  <w:r>
+                    <w:rPr>
+                      <w:rFonts w:ascii="Bodoni MT" w:hAnsi="Bodoni MT"/>
+                      <w:sz w:val="26"/>
+                      <w:szCs w:val="26"/>
+                    </w:rPr>
+                    <w:t>.</w:t>
+                  </w:r>
+                </w:p>
+                <w:p>
+                  <w:pPr>
+                    <w:rPr>
+                      <w:rFonts w:ascii="Bodoni MT" w:hAnsi="Bodoni MT"/>
+                      <w:sz w:val="26"/>
+                      <w:szCs w:val="26"/>
+                    </w:rPr>
+                  </w:pPr>
+                  <w:r>
+                    <w:rPr>
+                      <w:rFonts w:ascii="Bodoni MT" w:hAnsi="Bodoni MT"/>
+                      <w:sz w:val="26"/>
+                      <w:szCs w:val="26"/>
+                    </w:rPr>
+                    <w:t>Valor de la lista: $</w:t>
+                  </w:r>
+                  <w:r>
+                    <w:rPr>
+                      <w:rFonts w:ascii="Bodoni MT" w:hAnsi="Bodoni MT"/>
+                      <w:sz w:val="26"/>
+                      <w:szCs w:val="26"/>
+                    </w:rPr>
+                    <w:t>{valor}</w:t>
+                  </w:r>
+                </w:p>
+                <w:p>
+                  <w:pPr>
+                    <w:rPr>
+                      <w:rFonts w:ascii="Bodoni MT" w:hAnsi="Bodoni MT"/>
+                      <w:sz w:val="26"/>
+                      <w:szCs w:val="26"/>
+                    </w:rPr>
+                  </w:pPr>
+                </w:p>
+                <w:p>
+                  <w:pPr>
+                    <w:rPr>
+                      <w:rFonts w:ascii="Bodoni MT" w:hAnsi="Bodoni MT"/>
+                      <w:sz w:val="26"/>
+                      <w:szCs w:val="26"/>
+                    </w:rPr>
+                  </w:pPr>
+                  <w:r>
+                    <w:rPr>
+                      <w:rFonts w:ascii="Bodoni MT" w:hAnsi="Bodoni MT"/>
+                      <w:sz w:val="26"/>
+                      <w:szCs w:val="26"/>
+                    </w:rPr>
+                    <w:t>Nombre: _____________________________</w:t>
+                  </w:r>
+                </w:p>
+              </w:tc>
+            </w:tr>
+          </w:tbl>
+          <w:p>
+            <w:pPr>
+              <w:pStyle w:val="Normal"/>
+              <w:suppressLineNumbers w:val="0"/>
+              <w:bidi w:val="0"/>
+              <w:jc w:val="center"/>
+              <w:rPr>
+                <w:rFonts w:ascii="Bodoni MT" w:hAnsi="Bodoni MT"/>
+                <w:sz w:val="26"/>
+                <w:szCs w:val="26"/>
+              </w:rPr>
+            </w:pPr>
+            <w:r>
+              <w:rPr>
+                <w:rFonts w:ascii="Bodoni MT" w:hAnsi="Bodoni MT"/>
+                <w:sz w:val="26"/>
+                <w:szCs w:val="26"/>
+              </w:rPr>
+              <w:t>Teléfono: _____________________________</w:t>
+            </w:r>
+          </w:p>
+          <w:p>
+            <w:pPr>
+              <w:pStyle w:val="Normal"/>
+              <w:suppressLineNumbers w:val="0"/>
+              <w:bidi w:val="0"/>
+              <w:jc w:val="center"/>
+              <w:rPr>
+                <w:rFonts w:ascii="Bodoni MT" w:hAnsi="Bodoni MT"/>
+                <w:sz w:val="26"/>
+                <w:szCs w:val="26"/>
+              </w:rPr>
+            </w:pPr>
           </w:p>
         </w:tc>
       </w:tr>
       <w:tr>
         <w:trPr>
-          <w:trHeight w:val="3555"/>
+          <w:trHeight w:val="2538"/>
         </w:trPr>
         <w:tc>
           <w:tcPr>
@@ -745,6 +1370,7 @@
           </w:tcPr>
           <w:p>
             <w:pPr>
+              <w:pStyle w:val="Normal"/>
               <w:jc w:val="center"/>
               <w:rPr>
                 <w:rFonts w:ascii="Bodoni MT" w:hAnsi="Bodoni MT"/>
@@ -830,31 +1456,7 @@
                       <w:sz w:val="26"/>
                       <w:szCs w:val="26"/>
                     </w:rPr>
-                    <w:t xml:space="preserve">Dicha rifa </w:t>
-                  </w:r>
-                  <w:r>
-                    <w:rPr>
-                      <w:rFonts w:ascii="Bodoni MT" w:hAnsi="Bodoni MT"/>
-                      <w:sz w:val="26"/>
-                      <w:szCs w:val="26"/>
-                    </w:rPr>
-                    <w:t>es promovida por</w:t>
-                  </w:r>
-                  <w:r>
-                    <w:rPr>
-                      <w:rFonts w:ascii="Bodoni MT" w:hAnsi="Bodoni MT"/>
-                      <w:sz w:val="26"/>
-                      <w:szCs w:val="26"/>
-                    </w:rPr>
-                    <w:t xml:space="preserve"> </w:t>
-                  </w:r>
-                  <w:r>
-                    <w:rPr>
-                      <w:rFonts w:ascii="Bodoni MT" w:hAnsi="Bodoni MT"/>
-                      <w:sz w:val="26"/>
-                      <w:szCs w:val="26"/>
-                    </w:rPr>
-                    <w:t xml:space="preserve">la </w:t>
+                    <w:t xml:space="preserve">Dicha rifa es promovida por la </w:t>
                   </w:r>
                   <w:r>
                     <w:rPr>
@@ -870,31 +1472,7 @@
                       <w:sz w:val="26"/>
                       <w:szCs w:val="26"/>
                     </w:rPr>
-                    <w:t xml:space="preserve"> de la </w:t>
-                  </w:r>
-                  <w:r>
-                    <w:rPr>
-                      <w:rFonts w:ascii="Bodoni MT" w:hAnsi="Bodoni MT"/>
-                      <w:sz w:val="26"/>
-                      <w:szCs w:val="26"/>
-                    </w:rPr>
-                    <w:t>Iglesia</w:t>
-                  </w:r>
-                  <w:r>
-                    <w:rPr>
-                      <w:rFonts w:ascii="Bodoni MT" w:hAnsi="Bodoni MT"/>
-                      <w:sz w:val="26"/>
-                      <w:szCs w:val="26"/>
-                    </w:rPr>
-                    <w:t xml:space="preserve"> </w:t>
-                  </w:r>
-                  <w:r>
-                    <w:rPr>
-                      <w:rFonts w:ascii="Bodoni MT" w:hAnsi="Bodoni MT"/>
-                      <w:sz w:val="26"/>
-                      <w:szCs w:val="26"/>
-                    </w:rPr>
-                    <w:t>Profética la Ciudad de Sion</w:t>
+                    <w:t xml:space="preserve"> de la Iglesia Profética la Ciudad de Sion</w:t>
                   </w:r>
                   <w:r>
                     <w:rPr>
@@ -965,6 +1543,7 @@
                   <w:pPr>
                     <w:pStyle w:val="Normal"/>
                     <w:suppressLineNumbers w:val="0"/>
+                    <w:bidi w:val="0"/>
                     <w:spacing w:before="0" w:beforeAutospacing="off" w:after="0" w:afterAutospacing="off" w:line="240" w:lineRule="auto"/>
                     <w:ind w:left="0" w:right="0"/>
                     <w:jc w:val="left"/>
@@ -1009,6 +1588,12 @@
                 </w:p>
                 <w:p>
                   <w:pPr>
+                    <w:pStyle w:val="Normal"/>
+                    <w:suppressLineNumbers w:val="0"/>
+                    <w:bidi w:val="0"/>
+                    <w:spacing w:before="0" w:beforeAutospacing="off" w:after="0" w:afterAutospacing="off" w:line="240" w:lineRule="auto"/>
+                    <w:ind w:left="0" w:right="0"/>
+                    <w:jc w:val="left"/>
                     <w:rPr>
                       <w:rFonts w:ascii="Bodoni MT" w:hAnsi="Bodoni MT"/>
                       <w:sz w:val="26"/>
@@ -1021,15 +1606,7 @@
                       <w:sz w:val="26"/>
                       <w:szCs w:val="26"/>
                     </w:rPr>
-                    <w:t xml:space="preserve">Valor de la lista: </w:t>
-                  </w:r>
-                  <w:r>
-                    <w:rPr>
-                      <w:rFonts w:ascii="Bodoni MT" w:hAnsi="Bodoni MT"/>
-                      <w:sz w:val="26"/>
-                      <w:szCs w:val="26"/>
-                    </w:rPr>
-                    <w:t>$</w:t>
+                    <w:t>Valor de la lista: $</w:t>
                   </w:r>
                   <w:r>
                     <w:rPr>
@@ -1048,6 +1625,23 @@
                       <w:szCs w:val="26"/>
                     </w:rPr>
                   </w:pPr>
+                </w:p>
+                <w:p>
+                  <w:pPr>
+                    <w:rPr>
+                      <w:rFonts w:ascii="Bodoni MT" w:hAnsi="Bodoni MT"/>
+                      <w:sz w:val="26"/>
+                      <w:szCs w:val="26"/>
+                    </w:rPr>
+                  </w:pPr>
+                  <w:r>
+                    <w:rPr>
+                      <w:rFonts w:ascii="Bodoni MT" w:hAnsi="Bodoni MT"/>
+                      <w:sz w:val="26"/>
+                      <w:szCs w:val="26"/>
+                    </w:rPr>
+                    <w:t>Nombre: _____________________________</w:t>
+                  </w:r>
                 </w:p>
               </w:tc>
             </w:tr>
@@ -1055,6 +1649,8 @@
           <w:p>
             <w:pPr>
               <w:pStyle w:val="Normal"/>
+              <w:suppressLineNumbers w:val="0"/>
+              <w:bidi w:val="0"/>
               <w:rPr>
                 <w:rFonts w:ascii="Bodoni MT" w:hAnsi="Bodoni MT"/>
                 <w:sz w:val="26"/>
@@ -1067,25 +1663,7 @@
                 <w:sz w:val="26"/>
                 <w:szCs w:val="26"/>
               </w:rPr>
-              <w:t>Nombre: ____________________________</w:t>
-            </w:r>
-          </w:p>
-          <w:p>
-            <w:pPr>
-              <w:pStyle w:val="Normal"/>
-              <w:rPr>
-                <w:rFonts w:ascii="Bodoni MT" w:hAnsi="Bodoni MT"/>
-                <w:sz w:val="26"/>
-                <w:szCs w:val="26"/>
-              </w:rPr>
-            </w:pPr>
-            <w:r>
-              <w:rPr>
-                <w:rFonts w:ascii="Bodoni MT" w:hAnsi="Bodoni MT"/>
-                <w:sz w:val="26"/>
-                <w:szCs w:val="26"/>
-              </w:rPr>
-              <w:t>Teléfono: ____________________________</w:t>
+              <w:t xml:space="preserve"> Teléfono: _____________________________</w:t>
             </w:r>
           </w:p>
         </w:tc>
@@ -1096,6 +1674,11 @@
           </w:tcPr>
           <w:p>
             <w:pPr>
+              <w:pStyle w:val="Normal"/>
+              <w:suppressLineNumbers w:val="0"/>
+              <w:bidi w:val="0"/>
+              <w:spacing w:before="0" w:beforeAutospacing="off" w:after="0" w:afterAutospacing="off" w:line="240" w:lineRule="auto"/>
+              <w:ind w:left="0" w:right="0"/>
               <w:jc w:val="center"/>
               <w:rPr>
                 <w:rFonts w:ascii="Bodoni MT" w:hAnsi="Bodoni MT"/>
@@ -1181,71 +1764,23 @@
                       <w:sz w:val="26"/>
                       <w:szCs w:val="26"/>
                     </w:rPr>
-                    <w:t xml:space="preserve">Dicha rifa </w:t>
-                  </w:r>
-                  <w:r>
-                    <w:rPr>
-                      <w:rFonts w:ascii="Bodoni MT" w:hAnsi="Bodoni MT"/>
-                      <w:sz w:val="26"/>
-                      <w:szCs w:val="26"/>
-                    </w:rPr>
-                    <w:t>es promovida por</w:t>
-                  </w:r>
-                  <w:r>
-                    <w:rPr>
-                      <w:rFonts w:ascii="Bodoni MT" w:hAnsi="Bodoni MT"/>
-                      <w:sz w:val="26"/>
-                      <w:szCs w:val="26"/>
-                    </w:rPr>
-                    <w:t xml:space="preserve"> </w:t>
-                  </w:r>
-                  <w:r>
-                    <w:rPr>
-                      <w:rFonts w:ascii="Bodoni MT" w:hAnsi="Bodoni MT"/>
-                      <w:sz w:val="26"/>
-                      <w:szCs w:val="26"/>
-                    </w:rPr>
-                    <w:t xml:space="preserve">la </w:t>
-                  </w:r>
-                  <w:r>
-                    <w:rPr>
-                      <w:rFonts w:ascii="Bodoni MT" w:hAnsi="Bodoni MT"/>
-                      <w:sz w:val="26"/>
-                      <w:szCs w:val="26"/>
-                    </w:rPr>
-                    <w:t xml:space="preserve">{promotor} </w:t>
-                  </w:r>
-                  <w:r>
-                    <w:rPr>
-                      <w:rFonts w:ascii="Bodoni MT" w:hAnsi="Bodoni MT"/>
-                      <w:sz w:val="26"/>
-                      <w:szCs w:val="26"/>
-                    </w:rPr>
-                    <w:t xml:space="preserve">de la </w:t>
-                  </w:r>
-                  <w:r>
-                    <w:rPr>
-                      <w:rFonts w:ascii="Bodoni MT" w:hAnsi="Bodoni MT"/>
-                      <w:sz w:val="26"/>
-                      <w:szCs w:val="26"/>
-                    </w:rPr>
-                    <w:t>Iglesia</w:t>
-                  </w:r>
-                  <w:r>
-                    <w:rPr>
-                      <w:rFonts w:ascii="Bodoni MT" w:hAnsi="Bodoni MT"/>
-                      <w:sz w:val="26"/>
-                      <w:szCs w:val="26"/>
-                    </w:rPr>
-                    <w:t xml:space="preserve"> </w:t>
-                  </w:r>
-                  <w:r>
-                    <w:rPr>
-                      <w:rFonts w:ascii="Bodoni MT" w:hAnsi="Bodoni MT"/>
-                      <w:sz w:val="26"/>
-                      <w:szCs w:val="26"/>
-                    </w:rPr>
-                    <w:t>Profética la Ciudad de Sion</w:t>
+                    <w:t xml:space="preserve">Dicha rifa es promovida por la </w:t>
+                  </w:r>
+                  <w:r>
+                    <w:rPr>
+                      <w:rFonts w:ascii="Bodoni MT" w:hAnsi="Bodoni MT"/>
+                      <w:sz w:val="26"/>
+                      <w:szCs w:val="26"/>
+                    </w:rPr>
+                    <w:t>{promotor}</w:t>
+                  </w:r>
+                  <w:r>
+                    <w:rPr>
+                      <w:rFonts w:ascii="Bodoni MT" w:hAnsi="Bodoni MT"/>
+                      <w:sz w:val="26"/>
+                      <w:szCs w:val="26"/>
+                    </w:rPr>
+                    <w:t xml:space="preserve"> de la Iglesia Profética la Ciudad de Sion</w:t>
                   </w:r>
                   <w:r>
                     <w:rPr>
@@ -1399,12 +1934,32 @@
                     </w:rPr>
                   </w:pPr>
                 </w:p>
+                <w:p>
+                  <w:pPr>
+                    <w:rPr>
+                      <w:rFonts w:ascii="Bodoni MT" w:hAnsi="Bodoni MT"/>
+                      <w:sz w:val="26"/>
+                      <w:szCs w:val="26"/>
+                    </w:rPr>
+                  </w:pPr>
+                  <w:r>
+                    <w:rPr>
+                      <w:rFonts w:ascii="Bodoni MT" w:hAnsi="Bodoni MT"/>
+                      <w:sz w:val="26"/>
+                      <w:szCs w:val="26"/>
+                    </w:rPr>
+                    <w:t>Nombre: _____________________________</w:t>
+                  </w:r>
+                </w:p>
               </w:tc>
             </w:tr>
           </w:tbl>
           <w:p>
             <w:pPr>
               <w:pStyle w:val="Normal"/>
+              <w:suppressLineNumbers w:val="0"/>
+              <w:bidi w:val="0"/>
+              <w:jc w:val="center"/>
               <w:rPr>
                 <w:rFonts w:ascii="Bodoni MT" w:hAnsi="Bodoni MT"/>
                 <w:sz w:val="26"/>
@@ -1417,30 +1972,15 @@
                 <w:sz w:val="26"/>
                 <w:szCs w:val="26"/>
               </w:rPr>
-              <w:t>Nombre: ____________________________</w:t>
+              <w:t>Teléfono: _____________________________</w:t>
             </w:r>
           </w:p>
           <w:p>
             <w:pPr>
               <w:pStyle w:val="Normal"/>
-              <w:rPr>
-                <w:rFonts w:ascii="Bodoni MT" w:hAnsi="Bodoni MT"/>
-                <w:sz w:val="26"/>
-                <w:szCs w:val="26"/>
-              </w:rPr>
-            </w:pPr>
-            <w:r>
-              <w:rPr>
-                <w:rFonts w:ascii="Bodoni MT" w:hAnsi="Bodoni MT"/>
-                <w:sz w:val="26"/>
-                <w:szCs w:val="26"/>
-              </w:rPr>
-              <w:t>Teléfono: ____________________________</w:t>
-            </w:r>
-          </w:p>
-          <w:p>
-            <w:pPr>
-              <w:pStyle w:val="Normal"/>
+              <w:suppressLineNumbers w:val="0"/>
+              <w:bidi w:val="0"/>
+              <w:jc w:val="center"/>
               <w:rPr>
                 <w:rFonts w:ascii="Bodoni MT" w:hAnsi="Bodoni MT"/>
                 <w:sz w:val="26"/>
@@ -1551,71 +2091,23 @@
                       <w:sz w:val="26"/>
                       <w:szCs w:val="26"/>
                     </w:rPr>
-                    <w:t xml:space="preserve">Dicha rifa </w:t>
-                  </w:r>
-                  <w:r>
-                    <w:rPr>
-                      <w:rFonts w:ascii="Bodoni MT" w:hAnsi="Bodoni MT"/>
-                      <w:sz w:val="26"/>
-                      <w:szCs w:val="26"/>
-                    </w:rPr>
-                    <w:t>es promovida por</w:t>
-                  </w:r>
-                  <w:r>
-                    <w:rPr>
-                      <w:rFonts w:ascii="Bodoni MT" w:hAnsi="Bodoni MT"/>
-                      <w:sz w:val="26"/>
-                      <w:szCs w:val="26"/>
-                    </w:rPr>
-                    <w:t xml:space="preserve"> </w:t>
-                  </w:r>
-                  <w:r>
-                    <w:rPr>
-                      <w:rFonts w:ascii="Bodoni MT" w:hAnsi="Bodoni MT"/>
-                      <w:sz w:val="26"/>
-                      <w:szCs w:val="26"/>
-                    </w:rPr>
-                    <w:t xml:space="preserve">la </w:t>
-                  </w:r>
-                  <w:r>
-                    <w:rPr>
-                      <w:rFonts w:ascii="Bodoni MT" w:hAnsi="Bodoni MT"/>
-                      <w:sz w:val="26"/>
-                      <w:szCs w:val="26"/>
-                    </w:rPr>
-                    <w:t xml:space="preserve">{promotor} </w:t>
-                  </w:r>
-                  <w:r>
-                    <w:rPr>
-                      <w:rFonts w:ascii="Bodoni MT" w:hAnsi="Bodoni MT"/>
-                      <w:sz w:val="26"/>
-                      <w:szCs w:val="26"/>
-                    </w:rPr>
-                    <w:t xml:space="preserve">de la </w:t>
-                  </w:r>
-                  <w:r>
-                    <w:rPr>
-                      <w:rFonts w:ascii="Bodoni MT" w:hAnsi="Bodoni MT"/>
-                      <w:sz w:val="26"/>
-                      <w:szCs w:val="26"/>
-                    </w:rPr>
-                    <w:t>Iglesia</w:t>
-                  </w:r>
-                  <w:r>
-                    <w:rPr>
-                      <w:rFonts w:ascii="Bodoni MT" w:hAnsi="Bodoni MT"/>
-                      <w:sz w:val="26"/>
-                      <w:szCs w:val="26"/>
-                    </w:rPr>
-                    <w:t xml:space="preserve"> </w:t>
-                  </w:r>
-                  <w:r>
-                    <w:rPr>
-                      <w:rFonts w:ascii="Bodoni MT" w:hAnsi="Bodoni MT"/>
-                      <w:sz w:val="26"/>
-                      <w:szCs w:val="26"/>
-                    </w:rPr>
-                    <w:t>Profética la Ciudad de Sion</w:t>
+                    <w:t xml:space="preserve">Dicha rifa es promovida por la </w:t>
+                  </w:r>
+                  <w:r>
+                    <w:rPr>
+                      <w:rFonts w:ascii="Bodoni MT" w:hAnsi="Bodoni MT"/>
+                      <w:sz w:val="26"/>
+                      <w:szCs w:val="26"/>
+                    </w:rPr>
+                    <w:t>{promotor}</w:t>
+                  </w:r>
+                  <w:r>
+                    <w:rPr>
+                      <w:rFonts w:ascii="Bodoni MT" w:hAnsi="Bodoni MT"/>
+                      <w:sz w:val="26"/>
+                      <w:szCs w:val="26"/>
+                    </w:rPr>
+                    <w:t xml:space="preserve"> de la Iglesia Profética la Ciudad de Sion</w:t>
                   </w:r>
                   <w:r>
                     <w:rPr>
@@ -1686,6 +2178,7 @@
                   <w:pPr>
                     <w:pStyle w:val="Normal"/>
                     <w:suppressLineNumbers w:val="0"/>
+                    <w:bidi w:val="0"/>
                     <w:spacing w:before="0" w:beforeAutospacing="off" w:after="0" w:afterAutospacing="off" w:line="240" w:lineRule="auto"/>
                     <w:ind w:left="0" w:right="0"/>
                     <w:jc w:val="left"/>
@@ -1748,15 +2241,7 @@
                       <w:sz w:val="26"/>
                       <w:szCs w:val="26"/>
                     </w:rPr>
-                    <w:t xml:space="preserve">Valor de la lista: </w:t>
-                  </w:r>
-                  <w:r>
-                    <w:rPr>
-                      <w:rFonts w:ascii="Bodoni MT" w:hAnsi="Bodoni MT"/>
-                      <w:sz w:val="26"/>
-                      <w:szCs w:val="26"/>
-                    </w:rPr>
-                    <w:t>$</w:t>
+                    <w:t>Valor de la lista: $</w:t>
                   </w:r>
                   <w:r>
                     <w:rPr>
@@ -1775,6 +2260,23 @@
                       <w:szCs w:val="26"/>
                     </w:rPr>
                   </w:pPr>
+                </w:p>
+                <w:p>
+                  <w:pPr>
+                    <w:rPr>
+                      <w:rFonts w:ascii="Bodoni MT" w:hAnsi="Bodoni MT"/>
+                      <w:sz w:val="26"/>
+                      <w:szCs w:val="26"/>
+                    </w:rPr>
+                  </w:pPr>
+                  <w:r>
+                    <w:rPr>
+                      <w:rFonts w:ascii="Bodoni MT" w:hAnsi="Bodoni MT"/>
+                      <w:sz w:val="26"/>
+                      <w:szCs w:val="26"/>
+                    </w:rPr>
+                    <w:t>Nombre: _____________________________</w:t>
+                  </w:r>
                 </w:p>
               </w:tc>
             </w:tr>
@@ -1782,6 +2284,8 @@
           <w:p>
             <w:pPr>
               <w:pStyle w:val="Normal"/>
+              <w:suppressLineNumbers w:val="0"/>
+              <w:bidi w:val="0"/>
               <w:rPr>
                 <w:rFonts w:ascii="Bodoni MT" w:hAnsi="Bodoni MT"/>
                 <w:sz w:val="26"/>
@@ -1794,28 +2298,9 @@
                 <w:sz w:val="26"/>
                 <w:szCs w:val="26"/>
               </w:rPr>
-              <w:t>Nombre: ____________________________</w:t>
+              <w:t xml:space="preserve"> Teléfono: _____________________________</w:t>
             </w:r>
           </w:p>
-          <w:p>
-            <w:pPr>
-              <w:pStyle w:val="Normal"/>
-              <w:rPr>
-                <w:rFonts w:ascii="Bodoni MT" w:hAnsi="Bodoni MT"/>
-                <w:sz w:val="26"/>
-                <w:szCs w:val="26"/>
-              </w:rPr>
-            </w:pPr>
-            <w:r>
-              <w:rPr>
-                <w:rFonts w:ascii="Bodoni MT" w:hAnsi="Bodoni MT"/>
-                <w:sz w:val="26"/>
-                <w:szCs w:val="26"/>
-              </w:rPr>
-              <w:t>Teléfono: ____________________________</w:t>
-            </w:r>
-          </w:p>
-          <w:p/>
         </w:tc>
         <w:tc>
           <w:tcPr>
@@ -1826,9 +2311,6 @@
             <w:pPr>
               <w:pStyle w:val="Normal"/>
               <w:suppressLineNumbers w:val="0"/>
-              <w:bidi w:val="0"/>
-              <w:spacing w:before="0" w:beforeAutospacing="off" w:after="0" w:afterAutospacing="off" w:line="240" w:lineRule="auto"/>
-              <w:ind w:left="0" w:right="0"/>
               <w:jc w:val="center"/>
               <w:rPr>
                 <w:rFonts w:ascii="Bodoni MT" w:hAnsi="Bodoni MT"/>
@@ -1914,31 +2396,7 @@
                       <w:sz w:val="26"/>
                       <w:szCs w:val="26"/>
                     </w:rPr>
-                    <w:t xml:space="preserve">Dicha rifa </w:t>
-                  </w:r>
-                  <w:r>
-                    <w:rPr>
-                      <w:rFonts w:ascii="Bodoni MT" w:hAnsi="Bodoni MT"/>
-                      <w:sz w:val="26"/>
-                      <w:szCs w:val="26"/>
-                    </w:rPr>
-                    <w:t>es promovida por</w:t>
-                  </w:r>
-                  <w:r>
-                    <w:rPr>
-                      <w:rFonts w:ascii="Bodoni MT" w:hAnsi="Bodoni MT"/>
-                      <w:sz w:val="26"/>
-                      <w:szCs w:val="26"/>
-                    </w:rPr>
-                    <w:t xml:space="preserve"> </w:t>
-                  </w:r>
-                  <w:r>
-                    <w:rPr>
-                      <w:rFonts w:ascii="Bodoni MT" w:hAnsi="Bodoni MT"/>
-                      <w:sz w:val="26"/>
-                      <w:szCs w:val="26"/>
-                    </w:rPr>
-                    <w:t xml:space="preserve">la </w:t>
+                    <w:t xml:space="preserve">Dicha rifa es promovida por la </w:t>
                   </w:r>
                   <w:r>
                     <w:rPr>
@@ -1954,47 +2412,15 @@
                       <w:sz w:val="26"/>
                       <w:szCs w:val="26"/>
                     </w:rPr>
-                    <w:t xml:space="preserve"> de la </w:t>
-                  </w:r>
-                  <w:r>
-                    <w:rPr>
-                      <w:rFonts w:ascii="Bodoni MT" w:hAnsi="Bodoni MT"/>
-                      <w:sz w:val="26"/>
-                      <w:szCs w:val="26"/>
-                    </w:rPr>
-                    <w:t>Iglesia</w:t>
-                  </w:r>
-                  <w:r>
-                    <w:rPr>
-                      <w:rFonts w:ascii="Bodoni MT" w:hAnsi="Bodoni MT"/>
-                      <w:sz w:val="26"/>
-                      <w:szCs w:val="26"/>
-                    </w:rPr>
-                    <w:t xml:space="preserve"> </w:t>
-                  </w:r>
-                  <w:r>
-                    <w:rPr>
-                      <w:rFonts w:ascii="Bodoni MT" w:hAnsi="Bodoni MT"/>
-                      <w:sz w:val="26"/>
-                      <w:szCs w:val="26"/>
-                    </w:rPr>
-                    <w:t>Profética la Ciudad de Sion</w:t>
-                  </w:r>
-                  <w:r>
-                    <w:rPr>
-                      <w:rFonts w:ascii="Bodoni MT" w:hAnsi="Bodoni MT"/>
-                      <w:sz w:val="26"/>
-                      <w:szCs w:val="26"/>
-                    </w:rPr>
-                    <w:t xml:space="preserve"> para </w:t>
-                  </w:r>
-                  <w:r>
-                    <w:rPr>
-                      <w:rFonts w:ascii="Bodoni MT" w:hAnsi="Bodoni MT"/>
-                      <w:sz w:val="26"/>
-                      <w:szCs w:val="26"/>
-                    </w:rPr>
-                    <w:t>pro-aniversario</w:t>
+                    <w:t xml:space="preserve"> de la Iglesia Profética la Ciudad de Sion</w:t>
+                  </w:r>
+                  <w:r>
+                    <w:rPr>
+                      <w:rFonts w:ascii="Bodoni MT" w:hAnsi="Bodoni MT"/>
+                      <w:sz w:val="26"/>
+                      <w:szCs w:val="26"/>
+                    </w:rPr>
+                    <w:t xml:space="preserve"> para pro-aniversario</w:t>
                   </w:r>
                   <w:r>
                     <w:rPr>
@@ -2126,12 +2552,32 @@
                     </w:rPr>
                   </w:pPr>
                 </w:p>
+                <w:p>
+                  <w:pPr>
+                    <w:rPr>
+                      <w:rFonts w:ascii="Bodoni MT" w:hAnsi="Bodoni MT"/>
+                      <w:sz w:val="26"/>
+                      <w:szCs w:val="26"/>
+                    </w:rPr>
+                  </w:pPr>
+                  <w:r>
+                    <w:rPr>
+                      <w:rFonts w:ascii="Bodoni MT" w:hAnsi="Bodoni MT"/>
+                      <w:sz w:val="26"/>
+                      <w:szCs w:val="26"/>
+                    </w:rPr>
+                    <w:t>Nombre: _____________________________</w:t>
+                  </w:r>
+                </w:p>
               </w:tc>
             </w:tr>
           </w:tbl>
           <w:p>
             <w:pPr>
               <w:pStyle w:val="Normal"/>
+              <w:suppressLineNumbers w:val="0"/>
+              <w:bidi w:val="0"/>
+              <w:jc w:val="center"/>
               <w:rPr>
                 <w:rFonts w:ascii="Bodoni MT" w:hAnsi="Bodoni MT"/>
                 <w:sz w:val="26"/>
@@ -2144,752 +2590,20 @@
                 <w:sz w:val="26"/>
                 <w:szCs w:val="26"/>
               </w:rPr>
-              <w:t>Nombre: ____________________________</w:t>
+              <w:t>Teléfono: _____________________________</w:t>
             </w:r>
-            <w:r>
+          </w:p>
+          <w:p>
+            <w:pPr>
+              <w:pStyle w:val="Normal"/>
+              <w:suppressLineNumbers w:val="0"/>
+              <w:bidi w:val="0"/>
+              <w:jc w:val="center"/>
               <w:rPr>
                 <w:rFonts w:ascii="Bodoni MT" w:hAnsi="Bodoni MT"/>
                 <w:sz w:val="26"/>
                 <w:szCs w:val="26"/>
               </w:rPr>
-              <w:t xml:space="preserve"> </w:t>
-            </w:r>
-            <w:r>
-              <w:rPr>
-                <w:rFonts w:ascii="Bodoni MT" w:hAnsi="Bodoni MT"/>
-                <w:sz w:val="26"/>
-                <w:szCs w:val="26"/>
-              </w:rPr>
-              <w:t>Teléfono</w:t>
-            </w:r>
-            <w:r>
-              <w:rPr>
-                <w:rFonts w:ascii="Bodoni MT" w:hAnsi="Bodoni MT"/>
-                <w:sz w:val="26"/>
-                <w:szCs w:val="26"/>
-              </w:rPr>
-              <w:t>: _________________________</w:t>
-            </w:r>
-            <w:r>
-              <w:rPr>
-                <w:rFonts w:ascii="Bodoni MT" w:hAnsi="Bodoni MT"/>
-                <w:sz w:val="26"/>
-                <w:szCs w:val="26"/>
-              </w:rPr>
-              <w:t>___</w:t>
-            </w:r>
-          </w:p>
-        </w:tc>
-      </w:tr>
-      <w:tr>
-        <w:trPr>
-          <w:trHeight w:val="2538"/>
-        </w:trPr>
-        <w:tc>
-          <w:tcPr>
-            <w:tcW w:w="5477" w:type="dxa"/>
-            <w:tcMar/>
-          </w:tcPr>
-          <w:p>
-            <w:pPr>
-              <w:pStyle w:val="Normal"/>
-              <w:suppressLineNumbers w:val="0"/>
-              <w:bidi w:val="0"/>
-              <w:spacing w:before="0" w:beforeAutospacing="off" w:after="0" w:afterAutospacing="off" w:line="240" w:lineRule="auto"/>
-              <w:ind w:left="0" w:right="0"/>
-              <w:jc w:val="center"/>
-              <w:rPr>
-                <w:rFonts w:ascii="Bodoni MT" w:hAnsi="Bodoni MT"/>
-                <w:b w:val="1"/>
-                <w:bCs w:val="1"/>
-                <w:sz w:val="28"/>
-                <w:szCs w:val="28"/>
-                <w:u w:val="single"/>
-              </w:rPr>
-            </w:pPr>
-            <w:r>
-              <w:rPr>
-                <w:rFonts w:ascii="Bodoni MT" w:hAnsi="Bodoni MT"/>
-                <w:b w:val="1"/>
-                <w:bCs w:val="1"/>
-                <w:sz w:val="28"/>
-                <w:szCs w:val="28"/>
-                <w:u w:val="single"/>
-              </w:rPr>
-              <w:t xml:space="preserve">¡¡Gran rifa de </w:t>
-            </w:r>
-            <w:r>
-              <w:rPr>
-                <w:rFonts w:ascii="Bodoni MT" w:hAnsi="Bodoni MT"/>
-                <w:b w:val="1"/>
-                <w:bCs w:val="1"/>
-                <w:sz w:val="28"/>
-                <w:szCs w:val="28"/>
-                <w:u w:val="single"/>
-              </w:rPr>
-              <w:t>{articulo}</w:t>
-            </w:r>
-            <w:r>
-              <w:rPr>
-                <w:rFonts w:ascii="Bodoni MT" w:hAnsi="Bodoni MT"/>
-                <w:b w:val="1"/>
-                <w:bCs w:val="1"/>
-                <w:sz w:val="28"/>
-                <w:szCs w:val="28"/>
-                <w:u w:val="single"/>
-              </w:rPr>
-              <w:t>!!</w:t>
-            </w:r>
-          </w:p>
-          <w:tbl>
-            <w:tblPr>
-              <w:tblStyle w:val="Tablaconcuadrcula"/>
-              <w:tblW w:w="0" w:type="auto"/>
-              <w:tblInd w:w="7" w:type="dxa"/>
-              <w:tblLook w:val="04A0" w:firstRow="1" w:lastRow="0" w:firstColumn="1" w:lastColumn="0" w:noHBand="0" w:noVBand="1"/>
-            </w:tblPr>
-            <w:tblGrid>
-              <w:gridCol w:w="3760"/>
-              <w:gridCol w:w="1507"/>
-            </w:tblGrid>
-            <w:tr>
-              <w:trPr>
-                <w:trHeight w:val="934"/>
-              </w:trPr>
-              <w:tc>
-                <w:tcPr>
-                  <w:tcW w:w="3760" w:type="dxa"/>
-                  <w:tcBorders>
-                    <w:top w:val="nil"/>
-                    <w:left w:val="nil"/>
-                    <w:bottom w:val="nil"/>
-                    <w:right w:val="nil"/>
-                  </w:tcBorders>
-                  <w:tcMar/>
-                </w:tcPr>
-                <w:p>
-                  <w:pPr>
-                    <w:jc w:val="both"/>
-                    <w:rPr>
-                      <w:rFonts w:ascii="Bodoni MT" w:hAnsi="Bodoni MT"/>
-                      <w:sz w:val="26"/>
-                      <w:szCs w:val="26"/>
-                    </w:rPr>
-                  </w:pPr>
-                  <w:r>
-                    <w:rPr>
-                      <w:rFonts w:ascii="Bodoni MT" w:hAnsi="Bodoni MT"/>
-                      <w:sz w:val="26"/>
-                      <w:szCs w:val="26"/>
-                    </w:rPr>
-                    <w:t xml:space="preserve">Dicha rifa </w:t>
-                  </w:r>
-                  <w:r>
-                    <w:rPr>
-                      <w:rFonts w:ascii="Bodoni MT" w:hAnsi="Bodoni MT"/>
-                      <w:sz w:val="26"/>
-                      <w:szCs w:val="26"/>
-                    </w:rPr>
-                    <w:t>es promovida por</w:t>
-                  </w:r>
-                  <w:r>
-                    <w:rPr>
-                      <w:rFonts w:ascii="Bodoni MT" w:hAnsi="Bodoni MT"/>
-                      <w:sz w:val="26"/>
-                      <w:szCs w:val="26"/>
-                    </w:rPr>
-                    <w:t xml:space="preserve"> </w:t>
-                  </w:r>
-                  <w:r>
-                    <w:rPr>
-                      <w:rFonts w:ascii="Bodoni MT" w:hAnsi="Bodoni MT"/>
-                      <w:sz w:val="26"/>
-                      <w:szCs w:val="26"/>
-                    </w:rPr>
-                    <w:t xml:space="preserve">la </w:t>
-                  </w:r>
-                  <w:r>
-                    <w:rPr>
-                      <w:rFonts w:ascii="Bodoni MT" w:hAnsi="Bodoni MT"/>
-                      <w:sz w:val="26"/>
-                      <w:szCs w:val="26"/>
-                    </w:rPr>
-                    <w:t>{promotor}</w:t>
-                  </w:r>
-                  <w:r>
-                    <w:rPr>
-                      <w:rFonts w:ascii="Bodoni MT" w:hAnsi="Bodoni MT"/>
-                      <w:sz w:val="26"/>
-                      <w:szCs w:val="26"/>
-                    </w:rPr>
-                    <w:t xml:space="preserve"> de la </w:t>
-                  </w:r>
-                  <w:r>
-                    <w:rPr>
-                      <w:rFonts w:ascii="Bodoni MT" w:hAnsi="Bodoni MT"/>
-                      <w:sz w:val="26"/>
-                      <w:szCs w:val="26"/>
-                    </w:rPr>
-                    <w:t>Iglesia</w:t>
-                  </w:r>
-                  <w:r>
-                    <w:rPr>
-                      <w:rFonts w:ascii="Bodoni MT" w:hAnsi="Bodoni MT"/>
-                      <w:sz w:val="26"/>
-                      <w:szCs w:val="26"/>
-                    </w:rPr>
-                    <w:t xml:space="preserve"> </w:t>
-                  </w:r>
-                  <w:r>
-                    <w:rPr>
-                      <w:rFonts w:ascii="Bodoni MT" w:hAnsi="Bodoni MT"/>
-                      <w:sz w:val="26"/>
-                      <w:szCs w:val="26"/>
-                    </w:rPr>
-                    <w:t>Profética la Ciudad de Sion</w:t>
-                  </w:r>
-                  <w:r>
-                    <w:rPr>
-                      <w:rFonts w:ascii="Bodoni MT" w:hAnsi="Bodoni MT"/>
-                      <w:sz w:val="26"/>
-                      <w:szCs w:val="26"/>
-                    </w:rPr>
-                    <w:t xml:space="preserve"> para </w:t>
-                  </w:r>
-                  <w:r>
-                    <w:rPr>
-                      <w:rFonts w:ascii="Bodoni MT" w:hAnsi="Bodoni MT"/>
-                      <w:sz w:val="26"/>
-                      <w:szCs w:val="26"/>
-                    </w:rPr>
-                    <w:t>pro-aniversario</w:t>
-                  </w:r>
-                  <w:r>
-                    <w:rPr>
-                      <w:rFonts w:ascii="Bodoni MT" w:hAnsi="Bodoni MT"/>
-                      <w:sz w:val="26"/>
-                      <w:szCs w:val="26"/>
-                    </w:rPr>
-                    <w:t>.</w:t>
-                  </w:r>
-                </w:p>
-              </w:tc>
-              <w:tc>
-                <w:tcPr>
-                  <w:tcW w:w="1507" w:type="dxa"/>
-                  <w:tcBorders>
-                    <w:top w:val="nil"/>
-                    <w:left w:val="nil"/>
-                    <w:bottom w:val="nil"/>
-                    <w:right w:val="nil"/>
-                  </w:tcBorders>
-                  <w:tcMar/>
-                </w:tcPr>
-                <w:p>
-                  <w:pPr>
-                    <w:pStyle w:val="Normal"/>
-                    <w:jc w:val="center"/>
-                  </w:pPr>
-                  <w:r>
-                    <w:rPr/>
-                    <w:t>{%imagen}</w:t>
-                  </w:r>
-                </w:p>
-              </w:tc>
-            </w:tr>
-            <w:tr>
-              <w:trPr>
-                <w:trHeight w:val="605"/>
-              </w:trPr>
-              <w:tc>
-                <w:tcPr>
-                  <w:tcW w:w="5267" w:type="dxa"/>
-                  <w:gridSpan w:val="2"/>
-                  <w:tcBorders>
-                    <w:top w:val="nil"/>
-                    <w:left w:val="nil"/>
-                    <w:bottom w:val="nil"/>
-                    <w:right w:val="nil"/>
-                  </w:tcBorders>
-                  <w:tcMar/>
-                </w:tcPr>
-                <w:p>
-                  <w:pPr>
-                    <w:pStyle w:val="Normal"/>
-                    <w:suppressLineNumbers w:val="0"/>
-                    <w:spacing w:before="0" w:beforeAutospacing="off" w:after="0" w:afterAutospacing="off" w:line="240" w:lineRule="auto"/>
-                    <w:ind w:left="0" w:right="0"/>
-                    <w:jc w:val="left"/>
-                    <w:rPr>
-                      <w:rFonts w:ascii="Bodoni MT" w:hAnsi="Bodoni MT"/>
-                      <w:sz w:val="26"/>
-                      <w:szCs w:val="26"/>
-                    </w:rPr>
-                  </w:pPr>
-                  <w:r>
-                    <w:rPr>
-                      <w:rFonts w:ascii="Bodoni MT" w:hAnsi="Bodoni MT"/>
-                      <w:sz w:val="26"/>
-                      <w:szCs w:val="26"/>
-                    </w:rPr>
-                    <w:t>Fecha a realizar</w:t>
-                  </w:r>
-                  <w:r>
-                    <w:rPr>
-                      <w:rFonts w:ascii="Bodoni MT" w:hAnsi="Bodoni MT"/>
-                      <w:sz w:val="26"/>
-                      <w:szCs w:val="26"/>
-                    </w:rPr>
-                    <w:t xml:space="preserve">: </w:t>
-                  </w:r>
-                  <w:r>
-                    <w:rPr>
-                      <w:rFonts w:ascii="Bodoni MT" w:hAnsi="Bodoni MT"/>
-                      <w:sz w:val="26"/>
-                      <w:szCs w:val="26"/>
-                    </w:rPr>
-                    <w:t>{fecha}</w:t>
-                  </w:r>
-                  <w:r>
-                    <w:rPr>
-                      <w:rFonts w:ascii="Bodoni MT" w:hAnsi="Bodoni MT"/>
-                      <w:sz w:val="26"/>
-                      <w:szCs w:val="26"/>
-                    </w:rPr>
-                    <w:t>.</w:t>
-                  </w:r>
-                </w:p>
-                <w:p>
-                  <w:pPr>
-                    <w:pStyle w:val="Normal"/>
-                    <w:suppressLineNumbers w:val="0"/>
-                    <w:bidi w:val="0"/>
-                    <w:spacing w:before="0" w:beforeAutospacing="off" w:after="0" w:afterAutospacing="off" w:line="240" w:lineRule="auto"/>
-                    <w:ind w:left="0" w:right="0"/>
-                    <w:jc w:val="left"/>
-                    <w:rPr>
-                      <w:rFonts w:ascii="Bodoni MT" w:hAnsi="Bodoni MT"/>
-                      <w:sz w:val="26"/>
-                      <w:szCs w:val="26"/>
-                    </w:rPr>
-                  </w:pPr>
-                  <w:r>
-                    <w:rPr>
-                      <w:rFonts w:ascii="Bodoni MT" w:hAnsi="Bodoni MT"/>
-                      <w:sz w:val="26"/>
-                      <w:szCs w:val="26"/>
-                    </w:rPr>
-                    <w:t>Valor de la lista: $</w:t>
-                  </w:r>
-                  <w:r>
-                    <w:rPr>
-                      <w:rFonts w:ascii="Bodoni MT" w:hAnsi="Bodoni MT"/>
-                      <w:sz w:val="26"/>
-                      <w:szCs w:val="26"/>
-                    </w:rPr>
-                    <w:t>{valor}</w:t>
-                  </w:r>
-                </w:p>
-                <w:p>
-                  <w:pPr>
-                    <w:rPr>
-                      <w:rFonts w:ascii="Bodoni MT" w:hAnsi="Bodoni MT"/>
-                      <w:sz w:val="26"/>
-                      <w:szCs w:val="26"/>
-                    </w:rPr>
-                  </w:pPr>
-                </w:p>
-              </w:tc>
-            </w:tr>
-          </w:tbl>
-          <w:p>
-            <w:pPr>
-              <w:pStyle w:val="Normal"/>
-              <w:rPr>
-                <w:rFonts w:ascii="Bodoni MT" w:hAnsi="Bodoni MT"/>
-                <w:sz w:val="26"/>
-                <w:szCs w:val="26"/>
-              </w:rPr>
-            </w:pPr>
-            <w:r>
-              <w:rPr>
-                <w:rFonts w:ascii="Bodoni MT" w:hAnsi="Bodoni MT"/>
-                <w:sz w:val="26"/>
-                <w:szCs w:val="26"/>
-              </w:rPr>
-              <w:t>Nombre: ____________________________</w:t>
-            </w:r>
-          </w:p>
-          <w:p>
-            <w:pPr>
-              <w:pStyle w:val="Normal"/>
-              <w:rPr>
-                <w:rFonts w:ascii="Bodoni MT" w:hAnsi="Bodoni MT"/>
-                <w:sz w:val="26"/>
-                <w:szCs w:val="26"/>
-              </w:rPr>
-            </w:pPr>
-            <w:r>
-              <w:rPr>
-                <w:rFonts w:ascii="Bodoni MT" w:hAnsi="Bodoni MT"/>
-                <w:sz w:val="26"/>
-                <w:szCs w:val="26"/>
-              </w:rPr>
-              <w:t>Teléfono: ____________________________</w:t>
-            </w:r>
-          </w:p>
-        </w:tc>
-        <w:tc>
-          <w:tcPr>
-            <w:tcW w:w="5477" w:type="dxa"/>
-            <w:tcMar/>
-          </w:tcPr>
-          <w:p>
-            <w:pPr>
-              <w:jc w:val="center"/>
-              <w:rPr>
-                <w:rFonts w:ascii="Bodoni MT" w:hAnsi="Bodoni MT"/>
-                <w:b w:val="1"/>
-                <w:bCs w:val="1"/>
-                <w:sz w:val="28"/>
-                <w:szCs w:val="28"/>
-                <w:u w:val="single"/>
-              </w:rPr>
-            </w:pPr>
-            <w:r>
-              <w:rPr>
-                <w:rFonts w:ascii="Bodoni MT" w:hAnsi="Bodoni MT"/>
-                <w:b w:val="1"/>
-                <w:bCs w:val="1"/>
-                <w:sz w:val="28"/>
-                <w:szCs w:val="28"/>
-                <w:u w:val="single"/>
-              </w:rPr>
-              <w:t xml:space="preserve">¡¡Gran rifa de </w:t>
-            </w:r>
-            <w:r>
-              <w:rPr>
-                <w:rFonts w:ascii="Bodoni MT" w:hAnsi="Bodoni MT"/>
-                <w:b w:val="1"/>
-                <w:bCs w:val="1"/>
-                <w:sz w:val="28"/>
-                <w:szCs w:val="28"/>
-                <w:u w:val="single"/>
-              </w:rPr>
-              <w:t>{articulo}</w:t>
-            </w:r>
-            <w:r>
-              <w:rPr>
-                <w:rFonts w:ascii="Bodoni MT" w:hAnsi="Bodoni MT"/>
-                <w:b w:val="1"/>
-                <w:bCs w:val="1"/>
-                <w:sz w:val="28"/>
-                <w:szCs w:val="28"/>
-                <w:u w:val="single"/>
-              </w:rPr>
-              <w:t>!!</w:t>
-            </w:r>
-          </w:p>
-          <w:tbl>
-            <w:tblPr>
-              <w:tblStyle w:val="Tablaconcuadrcula"/>
-              <w:tblW w:w="0" w:type="auto"/>
-              <w:tblInd w:w="7" w:type="dxa"/>
-              <w:tblLook w:val="04A0" w:firstRow="1" w:lastRow="0" w:firstColumn="1" w:lastColumn="0" w:noHBand="0" w:noVBand="1"/>
-            </w:tblPr>
-            <w:tblGrid>
-              <w:gridCol w:w="3760"/>
-              <w:gridCol w:w="1507"/>
-            </w:tblGrid>
-            <w:tr>
-              <w:trPr>
-                <w:trHeight w:val="934"/>
-              </w:trPr>
-              <w:tc>
-                <w:tcPr>
-                  <w:tcW w:w="3760" w:type="dxa"/>
-                  <w:tcBorders>
-                    <w:top w:val="nil"/>
-                    <w:left w:val="nil"/>
-                    <w:bottom w:val="nil"/>
-                    <w:right w:val="nil"/>
-                  </w:tcBorders>
-                  <w:tcMar/>
-                </w:tcPr>
-                <w:p>
-                  <w:pPr>
-                    <w:jc w:val="both"/>
-                    <w:rPr>
-                      <w:rFonts w:ascii="Bodoni MT" w:hAnsi="Bodoni MT"/>
-                      <w:sz w:val="26"/>
-                      <w:szCs w:val="26"/>
-                    </w:rPr>
-                  </w:pPr>
-                  <w:r>
-                    <w:rPr>
-                      <w:rFonts w:ascii="Bodoni MT" w:hAnsi="Bodoni MT"/>
-                      <w:sz w:val="26"/>
-                      <w:szCs w:val="26"/>
-                    </w:rPr>
-                    <w:t xml:space="preserve">Dicha rifa </w:t>
-                  </w:r>
-                  <w:r>
-                    <w:rPr>
-                      <w:rFonts w:ascii="Bodoni MT" w:hAnsi="Bodoni MT"/>
-                      <w:sz w:val="26"/>
-                      <w:szCs w:val="26"/>
-                    </w:rPr>
-                    <w:t>es promovida por</w:t>
-                  </w:r>
-                  <w:r>
-                    <w:rPr>
-                      <w:rFonts w:ascii="Bodoni MT" w:hAnsi="Bodoni MT"/>
-                      <w:sz w:val="26"/>
-                      <w:szCs w:val="26"/>
-                    </w:rPr>
-                    <w:t xml:space="preserve"> </w:t>
-                  </w:r>
-                  <w:r>
-                    <w:rPr>
-                      <w:rFonts w:ascii="Bodoni MT" w:hAnsi="Bodoni MT"/>
-                      <w:sz w:val="26"/>
-                      <w:szCs w:val="26"/>
-                    </w:rPr>
-                    <w:t xml:space="preserve">la </w:t>
-                  </w:r>
-                  <w:r>
-                    <w:rPr>
-                      <w:rFonts w:ascii="Bodoni MT" w:hAnsi="Bodoni MT"/>
-                      <w:sz w:val="26"/>
-                      <w:szCs w:val="26"/>
-                    </w:rPr>
-                    <w:t>{promotor}</w:t>
-                  </w:r>
-                  <w:r>
-                    <w:rPr>
-                      <w:rFonts w:ascii="Bodoni MT" w:hAnsi="Bodoni MT"/>
-                      <w:sz w:val="26"/>
-                      <w:szCs w:val="26"/>
-                    </w:rPr>
-                    <w:t xml:space="preserve"> de la </w:t>
-                  </w:r>
-                  <w:r>
-                    <w:rPr>
-                      <w:rFonts w:ascii="Bodoni MT" w:hAnsi="Bodoni MT"/>
-                      <w:sz w:val="26"/>
-                      <w:szCs w:val="26"/>
-                    </w:rPr>
-                    <w:t>Iglesia</w:t>
-                  </w:r>
-                  <w:r>
-                    <w:rPr>
-                      <w:rFonts w:ascii="Bodoni MT" w:hAnsi="Bodoni MT"/>
-                      <w:sz w:val="26"/>
-                      <w:szCs w:val="26"/>
-                    </w:rPr>
-                    <w:t xml:space="preserve"> </w:t>
-                  </w:r>
-                  <w:r>
-                    <w:rPr>
-                      <w:rFonts w:ascii="Bodoni MT" w:hAnsi="Bodoni MT"/>
-                      <w:sz w:val="26"/>
-                      <w:szCs w:val="26"/>
-                    </w:rPr>
-                    <w:t>Profética la Ciudad de Sion</w:t>
-                  </w:r>
-                  <w:r>
-                    <w:rPr>
-                      <w:rFonts w:ascii="Bodoni MT" w:hAnsi="Bodoni MT"/>
-                      <w:sz w:val="26"/>
-                      <w:szCs w:val="26"/>
-                    </w:rPr>
-                    <w:t xml:space="preserve"> para </w:t>
-                  </w:r>
-                  <w:r>
-                    <w:rPr>
-                      <w:rFonts w:ascii="Bodoni MT" w:hAnsi="Bodoni MT"/>
-                      <w:sz w:val="26"/>
-                      <w:szCs w:val="26"/>
-                    </w:rPr>
-                    <w:t>pro-aniversario</w:t>
-                  </w:r>
-                  <w:r>
-                    <w:rPr>
-                      <w:rFonts w:ascii="Bodoni MT" w:hAnsi="Bodoni MT"/>
-                      <w:sz w:val="26"/>
-                      <w:szCs w:val="26"/>
-                    </w:rPr>
-                    <w:t>.</w:t>
-                  </w:r>
-                </w:p>
-              </w:tc>
-              <w:tc>
-                <w:tcPr>
-                  <w:tcW w:w="1507" w:type="dxa"/>
-                  <w:tcBorders>
-                    <w:top w:val="nil"/>
-                    <w:left w:val="nil"/>
-                    <w:bottom w:val="nil"/>
-                    <w:right w:val="nil"/>
-                  </w:tcBorders>
-                  <w:tcMar/>
-                </w:tcPr>
-                <w:p>
-                  <w:pPr>
-                    <w:pStyle w:val="Normal"/>
-                    <w:jc w:val="center"/>
-                  </w:pPr>
-                  <w:r>
-                    <w:rPr/>
-                    <w:t>{%imagen}</w:t>
-                  </w:r>
-                </w:p>
-              </w:tc>
-            </w:tr>
-            <w:tr>
-              <w:trPr>
-                <w:trHeight w:val="605"/>
-              </w:trPr>
-              <w:tc>
-                <w:tcPr>
-                  <w:tcW w:w="5267" w:type="dxa"/>
-                  <w:gridSpan w:val="2"/>
-                  <w:tcBorders>
-                    <w:top w:val="nil"/>
-                    <w:left w:val="nil"/>
-                    <w:bottom w:val="nil"/>
-                    <w:right w:val="nil"/>
-                  </w:tcBorders>
-                  <w:tcMar/>
-                </w:tcPr>
-                <w:p>
-                  <w:pPr>
-                    <w:pStyle w:val="Normal"/>
-                    <w:suppressLineNumbers w:val="0"/>
-                    <w:spacing w:before="0" w:beforeAutospacing="off" w:after="0" w:afterAutospacing="off" w:line="240" w:lineRule="auto"/>
-                    <w:ind w:left="0" w:right="0"/>
-                    <w:jc w:val="left"/>
-                    <w:rPr>
-                      <w:rFonts w:ascii="Bodoni MT" w:hAnsi="Bodoni MT"/>
-                      <w:sz w:val="26"/>
-                      <w:szCs w:val="26"/>
-                    </w:rPr>
-                  </w:pPr>
-                  <w:r>
-                    <w:rPr>
-                      <w:rFonts w:ascii="Bodoni MT" w:hAnsi="Bodoni MT"/>
-                      <w:sz w:val="26"/>
-                      <w:szCs w:val="26"/>
-                    </w:rPr>
-                    <w:t>Fecha a realizar</w:t>
-                  </w:r>
-                  <w:r>
-                    <w:rPr>
-                      <w:rFonts w:ascii="Bodoni MT" w:hAnsi="Bodoni MT"/>
-                      <w:sz w:val="26"/>
-                      <w:szCs w:val="26"/>
-                    </w:rPr>
-                    <w:t xml:space="preserve">: </w:t>
-                  </w:r>
-                  <w:r>
-                    <w:rPr>
-                      <w:rFonts w:ascii="Bodoni MT" w:hAnsi="Bodoni MT"/>
-                      <w:sz w:val="26"/>
-                      <w:szCs w:val="26"/>
-                    </w:rPr>
-                    <w:t>{fecha}</w:t>
-                  </w:r>
-                  <w:r>
-                    <w:rPr>
-                      <w:rFonts w:ascii="Bodoni MT" w:hAnsi="Bodoni MT"/>
-                      <w:sz w:val="26"/>
-                      <w:szCs w:val="26"/>
-                    </w:rPr>
-                    <w:t>.</w:t>
-                  </w:r>
-                </w:p>
-                <w:p>
-                  <w:pPr>
-                    <w:pStyle w:val="Normal"/>
-                    <w:suppressLineNumbers w:val="0"/>
-                    <w:bidi w:val="0"/>
-                    <w:spacing w:before="0" w:beforeAutospacing="off" w:after="0" w:afterAutospacing="off" w:line="240" w:lineRule="auto"/>
-                    <w:ind w:left="0" w:right="0"/>
-                    <w:jc w:val="left"/>
-                    <w:rPr>
-                      <w:rFonts w:ascii="Bodoni MT" w:hAnsi="Bodoni MT"/>
-                      <w:sz w:val="26"/>
-                      <w:szCs w:val="26"/>
-                    </w:rPr>
-                  </w:pPr>
-                  <w:r>
-                    <w:rPr>
-                      <w:rFonts w:ascii="Bodoni MT" w:hAnsi="Bodoni MT"/>
-                      <w:sz w:val="26"/>
-                      <w:szCs w:val="26"/>
-                    </w:rPr>
-                    <w:t>Valor de la lista: $</w:t>
-                  </w:r>
-                  <w:r>
-                    <w:rPr>
-                      <w:rFonts w:ascii="Bodoni MT" w:hAnsi="Bodoni MT"/>
-                      <w:sz w:val="26"/>
-                      <w:szCs w:val="26"/>
-                    </w:rPr>
-                    <w:t>{valor}</w:t>
-                  </w:r>
-                </w:p>
-                <w:p>
-                  <w:pPr>
-                    <w:rPr>
-                      <w:rFonts w:ascii="Bodoni MT" w:hAnsi="Bodoni MT"/>
-                      <w:sz w:val="26"/>
-                      <w:szCs w:val="26"/>
-                    </w:rPr>
-                  </w:pPr>
-                </w:p>
-              </w:tc>
-            </w:tr>
-          </w:tbl>
-          <w:p>
-            <w:pPr>
-              <w:pStyle w:val="Normal"/>
-              <w:rPr>
-                <w:rFonts w:ascii="Bodoni MT" w:hAnsi="Bodoni MT"/>
-                <w:sz w:val="26"/>
-                <w:szCs w:val="26"/>
-              </w:rPr>
-            </w:pPr>
-            <w:r>
-              <w:rPr>
-                <w:rFonts w:ascii="Bodoni MT" w:hAnsi="Bodoni MT"/>
-                <w:sz w:val="26"/>
-                <w:szCs w:val="26"/>
-              </w:rPr>
-              <w:t>Nombre: ____________________________</w:t>
-            </w:r>
-          </w:p>
-          <w:p>
-            <w:pPr>
-              <w:pStyle w:val="Normal"/>
-              <w:rPr>
-                <w:rFonts w:ascii="Bodoni MT" w:hAnsi="Bodoni MT"/>
-                <w:sz w:val="26"/>
-                <w:szCs w:val="26"/>
-              </w:rPr>
-            </w:pPr>
-            <w:r>
-              <w:rPr>
-                <w:rFonts w:ascii="Bodoni MT" w:hAnsi="Bodoni MT"/>
-                <w:sz w:val="26"/>
-                <w:szCs w:val="26"/>
-              </w:rPr>
-              <w:t>Teléfono: ____________________________</w:t>
-            </w:r>
-          </w:p>
-          <w:p>
-            <w:pPr>
-              <w:jc w:val="center"/>
             </w:pPr>
           </w:p>
         </w:tc>
@@ -2907,7 +2621,7 @@
 </file>
 
 <file path=word/numbering.xml><?xml version="1.0" encoding="utf-8"?>
-<w:numbering xmlns:wpc="http://schemas.microsoft.com/office/word/2010/wordprocessingCanvas" xmlns:cx="http://schemas.microsoft.com/office/drawing/2014/chartex" xmlns:cx1="http://schemas.microsoft.com/office/drawing/2015/9/8/chartex" xmlns:cx2="http://schemas.microsoft.com/office/drawing/2015/10/21/chartex" xmlns:cx3="http://schemas.microsoft.com/office/drawing/2016/5/9/chartex" xmlns:cx4="http://schemas.microsoft.com/office/drawing/2016/5/10/chartex" xmlns:cx5="http://schemas.microsoft.com/office/drawing/2016/5/11/chartex" xmlns:cx6="http://schemas.microsoft.com/office/drawing/2016/5/12/chartex" xmlns:cx7="http://schemas.microsoft.com/office/drawing/2016/5/13/chartex" xmlns:cx8="http://schemas.microsoft.com/office/drawing/2016/5/14/chartex" xmlns:mc="http://schemas.openxmlformats.org/markup-compatibility/2006" xmlns:aink="http://schemas.microsoft.com/office/drawing/2016/ink" xmlns:am3d="http://schemas.microsoft.com/office/drawing/2017/model3d" xmlns:o="urn:schemas-microsoft-com:office:office" xmlns:r="http://schemas.openxmlformats.org/officeDocument/2006/relationships" xmlns:m="http://schemas.openxmlformats.org/officeDocument/2006/math" xmlns:v="urn:schemas-microsoft-com:vml" xmlns:wp14="http://schemas.microsoft.com/office/word/2010/wordprocessingDrawing" xmlns:wp="http://schemas.openxmlformats.org/drawingml/2006/wordprocessingDrawing" xmlns:w10="urn:schemas-microsoft-com:office:word" xmlns:w="http://schemas.openxmlformats.org/wordprocessingml/2006/main" xmlns:w14="http://schemas.microsoft.com/office/word/2010/wordml" xmlns:w15="http://schemas.microsoft.com/office/word/2012/wordml" xmlns:w16cex="http://schemas.microsoft.com/office/word/2018/wordml/cex" xmlns:w16cid="http://schemas.microsoft.com/office/word/2016/wordml/cid" xmlns:w16="http://schemas.microsoft.com/office/word/2018/wordml" xmlns:w16sdtdh="http://schemas.microsoft.com/office/word/2020/wordml/sdtdatahash" xmlns:w16se="http://schemas.microsoft.com/office/word/2015/wordml/symex" xmlns:wpg="http://schemas.microsoft.com/office/word/2010/wordprocessingGroup" xmlns:wpi="http://schemas.microsoft.com/office/word/2010/wordprocessingInk" xmlns:wne="http://schemas.microsoft.com/office/word/2006/wordml" xmlns:wps="http://schemas.microsoft.com/office/word/2010/wordprocessingShape" mc:Ignorable="w14 w15 w16se w16cid w16 w16cex w16sdtdh wp14">
+<w:numbering xmlns:wpc="http://schemas.microsoft.com/office/word/2010/wordprocessingCanvas" xmlns:cx="http://schemas.microsoft.com/office/drawing/2014/chartex" xmlns:cx1="http://schemas.microsoft.com/office/drawing/2015/9/8/chartex" xmlns:cx2="http://schemas.microsoft.com/office/drawing/2015/10/21/chartex" xmlns:cx3="http://schemas.microsoft.com/office/drawing/2016/5/9/chartex" xmlns:cx4="http://schemas.microsoft.com/office/drawing/2016/5/10/chartex" xmlns:cx5="http://schemas.microsoft.com/office/drawing/2016/5/11/chartex" xmlns:cx6="http://schemas.microsoft.com/office/drawing/2016/5/12/chartex" xmlns:cx7="http://schemas.microsoft.com/office/drawing/2016/5/13/chartex" xmlns:cx8="http://schemas.microsoft.com/office/drawing/2016/5/14/chartex" xmlns:mc="http://schemas.openxmlformats.org/markup-compatibility/2006" xmlns:aink="http://schemas.microsoft.com/office/drawing/2016/ink" xmlns:am3d="http://schemas.microsoft.com/office/drawing/2017/model3d" xmlns:o="urn:schemas-microsoft-com:office:office" xmlns:oel="http://schemas.microsoft.com/office/2019/extlst" xmlns:r="http://schemas.openxmlformats.org/officeDocument/2006/relationships" xmlns:m="http://schemas.openxmlformats.org/officeDocument/2006/math" xmlns:v="urn:schemas-microsoft-com:vml" xmlns:wp14="http://schemas.microsoft.com/office/word/2010/wordprocessingDrawing" xmlns:wp="http://schemas.openxmlformats.org/drawingml/2006/wordprocessingDrawing" xmlns:w10="urn:schemas-microsoft-com:office:word" xmlns:w="http://schemas.openxmlformats.org/wordprocessingml/2006/main" xmlns:w14="http://schemas.microsoft.com/office/word/2010/wordml" xmlns:w15="http://schemas.microsoft.com/office/word/2012/wordml" xmlns:w16cex="http://schemas.microsoft.com/office/word/2018/wordml/cex" xmlns:w16cid="http://schemas.microsoft.com/office/word/2016/wordml/cid" xmlns:w16="http://schemas.microsoft.com/office/word/2018/wordml" xmlns:w16du="http://schemas.microsoft.com/office/word/2023/wordml/word16du" xmlns:w16sdtdh="http://schemas.microsoft.com/office/word/2020/wordml/sdtdatahash" xmlns:w16sdtfl="http://schemas.microsoft.com/office/word/2024/wordml/sdtformatlock" xmlns:w16se="http://schemas.microsoft.com/office/word/2015/wordml/symex" xmlns:wpg="http://schemas.microsoft.com/office/word/2010/wordprocessingGroup" xmlns:wpi="http://schemas.microsoft.com/office/word/2010/wordprocessingInk" xmlns:wne="http://schemas.microsoft.com/office/word/2006/wordml" xmlns:wps="http://schemas.microsoft.com/office/word/2010/wordprocessingShape" mc:Ignorable="w14 w15 w16se w16cid w16 w16cex w16sdtdh w16sdtfl w16du wp14">
   <w:abstractNum w:abstractNumId="0" w15:restartNumberingAfterBreak="0">
     <w:nsid w:val="06CA2695"/>
     <w:multiLevelType w:val="hybridMultilevel"/>
@@ -5667,97 +5381,97 @@
       </w:pPr>
     </w:lvl>
   </w:abstractNum>
-  <w:num w:numId="1">
+  <w:num w:numId="1" w16cid:durableId="1364792705">
     <w:abstractNumId w:val="27"/>
   </w:num>
-  <w:num w:numId="2">
+  <w:num w:numId="2" w16cid:durableId="1915623186">
     <w:abstractNumId w:val="8"/>
   </w:num>
-  <w:num w:numId="3">
+  <w:num w:numId="3" w16cid:durableId="2065643807">
     <w:abstractNumId w:val="29"/>
   </w:num>
-  <w:num w:numId="4">
+  <w:num w:numId="4" w16cid:durableId="187766001">
     <w:abstractNumId w:val="22"/>
   </w:num>
-  <w:num w:numId="5">
+  <w:num w:numId="5" w16cid:durableId="146358255">
     <w:abstractNumId w:val="1"/>
   </w:num>
-  <w:num w:numId="6">
+  <w:num w:numId="6" w16cid:durableId="1840192312">
     <w:abstractNumId w:val="26"/>
   </w:num>
-  <w:num w:numId="7">
+  <w:num w:numId="7" w16cid:durableId="410782016">
     <w:abstractNumId w:val="20"/>
   </w:num>
-  <w:num w:numId="8">
+  <w:num w:numId="8" w16cid:durableId="1404640105">
     <w:abstractNumId w:val="18"/>
   </w:num>
-  <w:num w:numId="9">
+  <w:num w:numId="9" w16cid:durableId="203979217">
     <w:abstractNumId w:val="2"/>
   </w:num>
-  <w:num w:numId="10">
+  <w:num w:numId="10" w16cid:durableId="116343099">
     <w:abstractNumId w:val="16"/>
   </w:num>
-  <w:num w:numId="11">
+  <w:num w:numId="11" w16cid:durableId="1536114100">
     <w:abstractNumId w:val="30"/>
   </w:num>
-  <w:num w:numId="12">
+  <w:num w:numId="12" w16cid:durableId="2107461638">
     <w:abstractNumId w:val="15"/>
   </w:num>
-  <w:num w:numId="13">
+  <w:num w:numId="13" w16cid:durableId="1560047159">
     <w:abstractNumId w:val="10"/>
   </w:num>
-  <w:num w:numId="14">
+  <w:num w:numId="14" w16cid:durableId="200167503">
     <w:abstractNumId w:val="0"/>
   </w:num>
-  <w:num w:numId="15">
+  <w:num w:numId="15" w16cid:durableId="193731447">
     <w:abstractNumId w:val="17"/>
   </w:num>
-  <w:num w:numId="16">
+  <w:num w:numId="16" w16cid:durableId="91096860">
     <w:abstractNumId w:val="4"/>
   </w:num>
-  <w:num w:numId="17">
+  <w:num w:numId="17" w16cid:durableId="1753618476">
     <w:abstractNumId w:val="9"/>
   </w:num>
-  <w:num w:numId="18">
+  <w:num w:numId="18" w16cid:durableId="276065356">
     <w:abstractNumId w:val="23"/>
   </w:num>
-  <w:num w:numId="19">
+  <w:num w:numId="19" w16cid:durableId="2024897468">
     <w:abstractNumId w:val="11"/>
   </w:num>
-  <w:num w:numId="20">
+  <w:num w:numId="20" w16cid:durableId="1361977721">
     <w:abstractNumId w:val="28"/>
   </w:num>
-  <w:num w:numId="21">
+  <w:num w:numId="21" w16cid:durableId="1032347121">
     <w:abstractNumId w:val="13"/>
   </w:num>
-  <w:num w:numId="22">
+  <w:num w:numId="22" w16cid:durableId="695272504">
     <w:abstractNumId w:val="5"/>
   </w:num>
-  <w:num w:numId="23">
+  <w:num w:numId="23" w16cid:durableId="394667961">
     <w:abstractNumId w:val="19"/>
   </w:num>
-  <w:num w:numId="24">
+  <w:num w:numId="24" w16cid:durableId="1834640475">
     <w:abstractNumId w:val="7"/>
   </w:num>
-  <w:num w:numId="25">
+  <w:num w:numId="25" w16cid:durableId="1947150424">
     <w:abstractNumId w:val="25"/>
   </w:num>
-  <w:num w:numId="26">
+  <w:num w:numId="26" w16cid:durableId="1304963527">
     <w:abstractNumId w:val="3"/>
   </w:num>
-  <w:num w:numId="27">
+  <w:num w:numId="27" w16cid:durableId="1930383976">
     <w:abstractNumId w:val="12"/>
   </w:num>
-  <w:num w:numId="28">
+  <w:num w:numId="28" w16cid:durableId="757017954">
     <w:abstractNumId w:val="6"/>
   </w:num>
-  <w:num w:numId="29">
+  <w:num w:numId="29" w16cid:durableId="1940064983">
     <w:abstractNumId w:val="14"/>
   </w:num>
-  <w:num w:numId="30">
+  <w:num w:numId="30" w16cid:durableId="1806778454">
     <w:abstractNumId w:val="24"/>
   </w:num>
-  <w:num w:numId="31">
+  <w:num w:numId="31" w16cid:durableId="682317846">
     <w:abstractNumId w:val="21"/>
   </w:num>
   <w:numIdMacAtCleanup w:val="6"/>
@@ -5765,7 +5479,7 @@
 </file>
 
 <file path=word/styles.xml><?xml version="1.0" encoding="utf-8"?>
-<w:styles xmlns:mc="http://schemas.openxmlformats.org/markup-compatibility/2006" xmlns:r="http://schemas.openxmlformats.org/officeDocument/2006/relationships" xmlns:w="http://schemas.openxmlformats.org/wordprocessingml/2006/main" xmlns:w14="http://schemas.microsoft.com/office/word/2010/wordml" xmlns:w15="http://schemas.microsoft.com/office/word/2012/wordml" xmlns:w16cex="http://schemas.microsoft.com/office/word/2018/wordml/cex" xmlns:w16cid="http://schemas.microsoft.com/office/word/2016/wordml/cid" xmlns:w16="http://schemas.microsoft.com/office/word/2018/wordml" xmlns:w16sdtdh="http://schemas.microsoft.com/office/word/2020/wordml/sdtdatahash" xmlns:w16se="http://schemas.microsoft.com/office/word/2015/wordml/symex" mc:Ignorable="w14 w15 w16se w16cid w16 w16cex w16sdtdh">
+<w:styles xmlns:mc="http://schemas.openxmlformats.org/markup-compatibility/2006" xmlns:r="http://schemas.openxmlformats.org/officeDocument/2006/relationships" xmlns:w="http://schemas.openxmlformats.org/wordprocessingml/2006/main" xmlns:w14="http://schemas.microsoft.com/office/word/2010/wordml" xmlns:w15="http://schemas.microsoft.com/office/word/2012/wordml" xmlns:w16cex="http://schemas.microsoft.com/office/word/2018/wordml/cex" xmlns:w16cid="http://schemas.microsoft.com/office/word/2016/wordml/cid" xmlns:w16="http://schemas.microsoft.com/office/word/2018/wordml" xmlns:w16du="http://schemas.microsoft.com/office/word/2023/wordml/word16du" xmlns:w16sdtdh="http://schemas.microsoft.com/office/word/2020/wordml/sdtdatahash" xmlns:w16sdtfl="http://schemas.microsoft.com/office/word/2024/wordml/sdtformatlock" xmlns:w16se="http://schemas.microsoft.com/office/word/2015/wordml/symex" mc:Ignorable="w14 w15 w16se w16cid w16 w16cex w16sdtdh w16sdtfl w16du">
   <w:docDefaults>
     <w:rPrDefault>
       <w:rPr>

--- a/plantilla2.docx
+++ b/plantilla2.docx
@@ -221,7 +221,7 @@
                       <w:sz w:val="26"/>
                       <w:szCs w:val="26"/>
                     </w:rPr>
-                    <w:t>pro-aniversario</w:t>
+                    <w:t>{beneficio}</w:t>
                   </w:r>
                   <w:r>
                     <w:rPr>
@@ -558,7 +558,7 @@
                       <w:sz w:val="26"/>
                       <w:szCs w:val="26"/>
                     </w:rPr>
-                    <w:t>pro-aniversario</w:t>
+                    <w:t>{beneficio}</w:t>
                   </w:r>
                   <w:r>
                     <w:rPr>
@@ -869,7 +869,7 @@
                       <w:sz w:val="26"/>
                       <w:szCs w:val="26"/>
                     </w:rPr>
-                    <w:t>pro-aniversario</w:t>
+                    <w:t>{beneficio}</w:t>
                   </w:r>
                   <w:r>
                     <w:rPr>
@@ -1171,7 +1171,7 @@
                       <w:sz w:val="26"/>
                       <w:szCs w:val="26"/>
                     </w:rPr>
-                    <w:t>pro-aniversario</w:t>
+                    <w:t>{beneficio}</w:t>
                   </w:r>
                   <w:r>
                     <w:rPr>
@@ -1488,7 +1488,7 @@
                       <w:sz w:val="26"/>
                       <w:szCs w:val="26"/>
                     </w:rPr>
-                    <w:t>pro-aniversario</w:t>
+                    <w:t>{beneficio}</w:t>
                   </w:r>
                   <w:r>
                     <w:rPr>
@@ -1796,7 +1796,7 @@
                       <w:sz w:val="26"/>
                       <w:szCs w:val="26"/>
                     </w:rPr>
-                    <w:t>pro-aniversario</w:t>
+                    <w:t>{beneficio}</w:t>
                   </w:r>
                   <w:r>
                     <w:rPr>
@@ -2123,7 +2123,7 @@
                       <w:sz w:val="26"/>
                       <w:szCs w:val="26"/>
                     </w:rPr>
-                    <w:t>pro-aniversario</w:t>
+                    <w:t>{beneficio}</w:t>
                   </w:r>
                   <w:r>
                     <w:rPr>
@@ -2420,7 +2420,15 @@
                       <w:sz w:val="26"/>
                       <w:szCs w:val="26"/>
                     </w:rPr>
-                    <w:t xml:space="preserve"> para pro-aniversario</w:t>
+                    <w:t xml:space="preserve"> para </w:t>
+                  </w:r>
+                  <w:r>
+                    <w:rPr>
+                      <w:rFonts w:ascii="Bodoni MT" w:hAnsi="Bodoni MT"/>
+                      <w:sz w:val="26"/>
+                      <w:szCs w:val="26"/>
+                    </w:rPr>
+                    <w:t>{beneficio}</w:t>
                   </w:r>
                   <w:r>
                     <w:rPr>
